--- a/manuscript/manuscript.docx
+++ b/manuscript/manuscript.docx
@@ -39,7 +39,7 @@
         <w:pStyle w:val="Date"/>
       </w:pPr>
       <w:r>
-        <w:t xml:space="preserve">2026-09-23</w:t>
+        <w:t xml:space="preserve">2026-10-12</w:t>
       </w:r>
     </w:p>
     <w:p>
@@ -55,7 +55,7 @@
         <w:pStyle w:val="Abstract"/>
       </w:pPr>
       <w:r>
-        <w:t xml:space="preserve">Face recognition ability varies substantially across the population, yet the cognitive and computational processes that give rise to this variation remain poorly understood. Here, we combined approaches from experimental, differential and mathematical psychology to test how individual differences in face recognition ability relate to latent parameters of the decision-making processes involved in face recognition. Participants (N = 300) completed a face memory task with learned and novel faces, together with measures of face recognition ability (Cambridge Face Memory Test) and general object recognition ability (car recognition). We modelled task performance with an evidence-accumulation model that translates accuracy and response times into latent parameters, including drift rate (the signal-to-noise ratio of the evidence) and threshold (response caution). Higher face recognition ability was associated with greater drift rate discrimination between correct and incorrect response accumulators, for both learned and novel faces and to a similar degree, consistent with expertise effects in other domains. This association remained largely unchanged when accounting for car recognition ability, suggesting that it is at least partly tied to face processing itself. Higher face recognition ability was also associated with greater response caution, which may reflect better calibration to task demands. Although the associations were modest in size, these findings suggest that individual differences in face recognition ability are reflected in distinct computational mechanisms, namely more efficient extraction of information from faces and a more cautious decision policy. This approach enables a more explicit and computational basis for cognitive theories of face recognition to be developed, as well as for testing whether these mechanisms operate similarly across the full spectrum of face recognition abilities.</w:t>
+        <w:t xml:space="preserve">Face recognition ability varies substantially across the population, yet the cognitive and computational processes that give rise to this variation remain poorly understood. Here, we combined approaches from experimental, differential and mathematical psychology to test how individual differences in face recognition ability relate to latent parameters of the decision-making processes involved in face recognition. Participants (N = 300) completed a face memory task with learned and novel faces, together with independent measures of face recognition ability (Cambridge Face Memory Test) and general object recognition ability (car recognition). We modelled task performance with an evidence-accumulation model that translates accuracy and response times into latent parameters, including drift rate (the signal-to-noise ratio of the evidence) and threshold (response caution). Higher face recognition ability was associated with greater drift rate discrimination between correct and incorrect response accumulators in the face memory task, for both learned and novel faces and to a similar degree, consistent with expertise effects in other domains. This association remained largely unchanged when accounting for car recognition ability, suggesting that it is at least partly tied to face processing itself. Higher face recognition ability was also associated with greater response caution, which may reflect better calibration to task demands. Although the associations were modest in size, these findings suggest that individual differences in face recognition ability are reflected in distinct computational mechanisms, namely more efficient extraction of information from faces and a more cautious decision policy. This approach enables a more explicit and computational basis for cognitive theories of face recognition to be developed, as well as for testing whether these mechanisms operate similarly across the full spectrum of face recognition abilities.</w:t>
       </w:r>
     </w:p>
     <w:p>
@@ -190,25 +190,43 @@
         <w:t xml:space="preserve"> </w:t>
       </w:r>
       <w:r>
-        <w:t xml:space="preserve">For example, the Cambridge Face Memory Test</w:t>
-      </w:r>
-      <w:r>
-        <w:t xml:space="preserve"> </w:t>
-      </w:r>
-      <w:r>
-        <w:t xml:space="preserve">(Duchaine and Nakayama 2006)</w:t>
-      </w:r>
-      <w:r>
-        <w:t xml:space="preserve"> </w:t>
-      </w:r>
-      <w:r>
-        <w:t xml:space="preserve">measures how many previously seen faces individuals can accurately recognise, with performance varying across the general population and being poorer in individuals with developmental prosopagnosia.</w:t>
-      </w:r>
-      <w:r>
-        <w:t xml:space="preserve"> </w:t>
-      </w:r>
-      <w:r>
-        <w:t xml:space="preserve">As such, these tools appear to have sufficient validity to represent a marker of an individuals face recognition ability.</w:t>
+        <w:t xml:space="preserve">For example, the Cambridge Face Memory Test [CFMT;</w:t>
+      </w:r>
+      <w:r>
+        <w:t xml:space="preserve"> </w:t>
+      </w:r>
+      <w:r>
+        <w:t xml:space="preserve">Duchaine and Nakayama (2006)</w:t>
+      </w:r>
+      <w:r>
+        <w:t xml:space="preserve">] measures how many previously seen faces individuals can accurately recognise, with performance varying across the general population and being poorer in individuals with developmental prosopagnosia. Furthermore, the CFMT shows high internal consistency</w:t>
+      </w:r>
+      <w:r>
+        <w:t xml:space="preserve"> </w:t>
+      </w:r>
+      <w:r>
+        <w:t xml:space="preserve">(Bowles et al. 2009; Wilmer et al. 2010)</w:t>
+      </w:r>
+      <w:r>
+        <w:t xml:space="preserve">, measures a single underlying ability across a wide range of performance levels</w:t>
+      </w:r>
+      <w:r>
+        <w:t xml:space="preserve"> </w:t>
+      </w:r>
+      <w:r>
+        <w:t xml:space="preserve">(Cho et al. 2015)</w:t>
+      </w:r>
+      <w:r>
+        <w:t xml:space="preserve">, and yields reasonably stable scores when the same individuals are retested months or years later</w:t>
+      </w:r>
+      <w:r>
+        <w:t xml:space="preserve"> </w:t>
+      </w:r>
+      <w:r>
+        <w:t xml:space="preserve">(Wilmer et al. 2010; Murray and Bate 2020)</w:t>
+      </w:r>
+      <w:r>
+        <w:t xml:space="preserve">. This suggests it captures a stable ability that is relatively specific to faces. As such, these tools appear to have sufficient validity to represent a marker of an individual’s face recognition ability.</w:t>
       </w:r>
     </w:p>
     <w:p>
@@ -550,19 +568,13 @@
         <w:t xml:space="preserve"> </w:t>
       </w:r>
       <w:r>
-        <w:t xml:space="preserve">We found that different types of familiarity (visually familiar faces vs. famous faces) had a similar impact on the computational processes involved in the decision-making process of face recognition.</w:t>
-      </w:r>
-      <w:r>
-        <w:t xml:space="preserve"> </w:t>
-      </w:r>
-      <w:r>
-        <w:t xml:space="preserve">Compared to learned faces, novel faces induced a greater accumulation of evidence (drift rate), as well as modest increase in response caution (threshold).</w:t>
-      </w:r>
-      <w:r>
-        <w:t xml:space="preserve"> </w:t>
-      </w:r>
-      <w:r>
-        <w:t xml:space="preserve">Although we showed that these results could be replicated in both laboratory and online settings, the work aimed to estimate an average effect across a relatively small number of individuals (N~30), rather than investigate individual differences.</w:t>
+        <w:t xml:space="preserve">Different types of familiarity (visually familiar faces vs. famous faces) had a similar impact on the computational processes involved in the decision-making process of face recognition.</w:t>
+      </w:r>
+      <w:r>
+        <w:t xml:space="preserve"> </w:t>
+      </w:r>
+      <w:r>
+        <w:t xml:space="preserve">We found that evidence accumulated more rapidly (drift rate) for novel faces. Further, response caution (threshold) was stronger for novel than learned faces. Although we showed that these results could be replicated in both laboratory and online settings, the work aimed to estimate an average effect across a relatively small number of individuals (N~30), rather than investigate individual differences.</w:t>
       </w:r>
       <w:r>
         <w:t xml:space="preserve"> </w:t>
@@ -606,7 +618,7 @@
         <w:t xml:space="preserve"> </w:t>
       </w:r>
       <w:r>
-        <w:t xml:space="preserve">to compute key latent parameters, whilst also measuring face recognition ability</w:t>
+        <w:t xml:space="preserve">to compute key latent parameters, whilst also measuring face recognition ability, using the CFMT,</w:t>
       </w:r>
       <w:r>
         <w:t xml:space="preserve"> </w:t>
@@ -618,19 +630,16 @@
         <w:t xml:space="preserve"> </w:t>
       </w:r>
       <w:r>
-        <w:t xml:space="preserve">and general object recognition ability</w:t>
-      </w:r>
-      <w:r>
-        <w:t xml:space="preserve"> </w:t>
-      </w:r>
-      <w:r>
-        <w:t xml:space="preserve">(Dennett, McKone, Tavashmi, et al. 2012)</w:t>
-      </w:r>
-      <w:r>
-        <w:t xml:space="preserve"> </w:t>
-      </w:r>
-      <w:r>
-        <w:t xml:space="preserve">We also studied a considerably larger sample of participants (N~300) than our prior work to enable more robust estimates of between participant individual differences.</w:t>
+        <w:t xml:space="preserve">and general object recognition ability, using the Cambridge Car Memory Test [CCMT;</w:t>
+      </w:r>
+      <w:r>
+        <w:t xml:space="preserve"> </w:t>
+      </w:r>
+      <w:r>
+        <w:t xml:space="preserve">Dennett, McKone, Tavashmi, et al. (2012)</w:t>
+      </w:r>
+      <w:r>
+        <w:t xml:space="preserve">]. We also studied a considerably larger sample of participants (N~300) than our prior work to enable more robust estimates of between participant individual differences.</w:t>
       </w:r>
       <w:r>
         <w:t xml:space="preserve"> </w:t>
@@ -655,7 +664,7 @@
       </w:r>
     </w:p>
     <w:bookmarkEnd w:id="13"/>
-    <w:bookmarkStart w:id="46" w:name="method-and-materials"/>
+    <w:bookmarkStart w:id="48" w:name="method-and-materials"/>
     <w:p>
       <w:pPr>
         <w:pStyle w:val="Heading1"/>
@@ -664,7 +673,7 @@
         <w:t xml:space="preserve">Method and Materials</w:t>
       </w:r>
     </w:p>
-    <w:bookmarkStart w:id="15" w:name="pre-registration-and-open-science"/>
+    <w:bookmarkStart w:id="17" w:name="pre-registration-and-open-science"/>
     <w:p>
       <w:pPr>
         <w:pStyle w:val="Heading2"/>
@@ -710,11 +719,33 @@
         <w:t xml:space="preserve"> </w:t>
       </w:r>
       <w:r>
-        <w:t xml:space="preserve">Raw data and analysis code are available on Github (add link).</w:t>
-      </w:r>
-    </w:p>
-    <w:bookmarkEnd w:id="15"/>
-    <w:bookmarkStart w:id="17" w:name="participants"/>
+        <w:t xml:space="preserve">Raw data and analysis code are available on Github (</w:t>
+      </w:r>
+      <w:hyperlink r:id="rId15">
+        <w:r>
+          <w:rPr>
+            <w:rStyle w:val="Hyperlink"/>
+          </w:rPr>
+          <w:t xml:space="preserve">https://github.com/cbs-lab/face-familiarity-eam-iid</w:t>
+        </w:r>
+      </w:hyperlink>
+      <w:r>
+        <w:t xml:space="preserve">). Models objects can be found on OSF (</w:t>
+      </w:r>
+      <w:hyperlink r:id="rId16">
+        <w:r>
+          <w:rPr>
+            <w:rStyle w:val="Hyperlink"/>
+          </w:rPr>
+          <w:t xml:space="preserve">https://osf.io/ku9ce/overview</w:t>
+        </w:r>
+      </w:hyperlink>
+      <w:r>
+        <w:t xml:space="preserve">).</w:t>
+      </w:r>
+    </w:p>
+    <w:bookmarkEnd w:id="17"/>
+    <w:bookmarkStart w:id="19" w:name="participants"/>
     <w:p>
       <w:pPr>
         <w:pStyle w:val="Heading2"/>
@@ -730,7 +761,7 @@
       <w:r>
         <w:t xml:space="preserve">All participants were recruited on the Prolific platform (</w:t>
       </w:r>
-      <w:hyperlink r:id="rId16">
+      <w:hyperlink r:id="rId18">
         <w:r>
           <w:rPr>
             <w:rStyle w:val="Hyperlink"/>
@@ -872,8 +903,8 @@
         <w:t xml:space="preserve">This experiment was accepted by the ethics committee of the Federal Institute of technology (ETH) Zurich.</w:t>
       </w:r>
     </w:p>
-    <w:bookmarkEnd w:id="17"/>
-    <w:bookmarkStart w:id="18" w:name="material"/>
+    <w:bookmarkEnd w:id="19"/>
+    <w:bookmarkStart w:id="20" w:name="material"/>
     <w:p>
       <w:pPr>
         <w:pStyle w:val="Heading2"/>
@@ -902,8 +933,8 @@
         <w:t xml:space="preserve">Participant were aware that using any other combination of operative systems and web browsers might lead to the inability to complete the experiment and were asked to follow these directives to ensure a consistent procedure and participant experience.</w:t>
       </w:r>
     </w:p>
-    <w:bookmarkEnd w:id="18"/>
-    <w:bookmarkStart w:id="29" w:name="procedure"/>
+    <w:bookmarkEnd w:id="20"/>
+    <w:bookmarkStart w:id="31" w:name="procedure"/>
     <w:p>
       <w:pPr>
         <w:pStyle w:val="Heading2"/>
@@ -938,7 +969,7 @@
         <w:t xml:space="preserve">Participants always first underwent the face recognition task and the order of two memory tests was counterbalanced.</w:t>
       </w:r>
     </w:p>
-    <w:bookmarkStart w:id="23" w:name="face-recognition-task"/>
+    <w:bookmarkStart w:id="25" w:name="face-recognition-task"/>
     <w:p>
       <w:pPr>
         <w:pStyle w:val="Heading3"/>
@@ -1156,7 +1187,7 @@
       <w:tr>
         <w:tc>
           <w:tcPr/>
-          <w:bookmarkStart w:id="22" w:name="fig-proc-exp"/>
+          <w:bookmarkStart w:id="24" w:name="fig-proc-exp"/>
           <w:p>
             <w:pPr>
               <w:pStyle w:val="Compact"/>
@@ -1167,18 +1198,18 @@
                 <wp:inline>
                   <wp:extent cx="5334000" cy="3000865"/>
                   <wp:effectExtent b="0" l="0" r="0" t="0"/>
-                  <wp:docPr descr="" title="" id="20" name="Picture"/>
+                  <wp:docPr descr="" title="" id="22" name="Picture"/>
                   <a:graphic>
                     <a:graphicData uri="http://schemas.openxmlformats.org/drawingml/2006/picture">
                       <pic:pic>
                         <pic:nvPicPr>
-                          <pic:cNvPr descr="figures/Experimental_procedure_IID.png" id="21" name="Picture"/>
+                          <pic:cNvPr descr="figures/Experimental_procedure_IID.png" id="23" name="Picture"/>
                           <pic:cNvPicPr>
                             <a:picLocks noChangeArrowheads="1" noChangeAspect="1"/>
                           </pic:cNvPicPr>
                         </pic:nvPicPr>
                         <pic:blipFill>
-                          <a:blip r:embed="rId19"/>
+                          <a:blip r:embed="rId21"/>
                           <a:stretch>
                             <a:fillRect/>
                           </a:stretch>
@@ -1218,7 +1249,7 @@
               <w:t xml:space="preserve">Figure 2: Experimental procedure of the face recognition task</w:t>
             </w:r>
           </w:p>
-          <w:bookmarkEnd w:id="22"/>
+          <w:bookmarkEnd w:id="24"/>
         </w:tc>
       </w:tr>
     </w:tbl>
@@ -1290,8 +1321,8 @@
         <w:t xml:space="preserve">key. They completed three blocks of 60 trials (half of them were from the familiarization part, half were novel faces). For the recognition part, only gray scale images of faces were used (for both learned faces and novel faces).</w:t>
       </w:r>
     </w:p>
-    <w:bookmarkEnd w:id="23"/>
-    <w:bookmarkStart w:id="28" w:name="cambridge-memory-tests"/>
+    <w:bookmarkEnd w:id="25"/>
+    <w:bookmarkStart w:id="30" w:name="cambridge-memory-tests"/>
     <w:p>
       <w:pPr>
         <w:pStyle w:val="Heading3"/>
@@ -1355,7 +1386,40 @@
         <w:t xml:space="preserve"> </w:t>
       </w:r>
       <w:r>
-        <w:t xml:space="preserve">and has a highly similar structure, format and scoring as the CFMT, but uses cars instead of faces as stimuli.</w:t>
+        <w:t xml:space="preserve">and has a highly similar structure, format and scoring as the CFMT, but uses cars instead of faces as stimuli. The CCMT shows high internal consistency</w:t>
+      </w:r>
+      <w:r>
+        <w:t xml:space="preserve"> </w:t>
+      </w:r>
+      <w:r>
+        <w:t xml:space="preserve">(Dennett, McKone, Tavashmi, et al. 2012)</w:t>
+      </w:r>
+      <w:r>
+        <w:t xml:space="preserve"> </w:t>
+      </w:r>
+      <w:r>
+        <w:t xml:space="preserve">and has been widely used alongside the CFMT as a measure of object recognition ability, for example in studies of developmental prosopagnosia</w:t>
+      </w:r>
+      <w:r>
+        <w:t xml:space="preserve"> </w:t>
+      </w:r>
+      <w:r>
+        <w:t xml:space="preserve">(Gray et al. 2019; Murray and Bate 2020)</w:t>
+      </w:r>
+      <w:r>
+        <w:t xml:space="preserve"> </w:t>
+      </w:r>
+      <w:r>
+        <w:t xml:space="preserve">and of the genetic basis of face recognition</w:t>
+      </w:r>
+      <w:r>
+        <w:t xml:space="preserve"> </w:t>
+      </w:r>
+      <w:r>
+        <w:t xml:space="preserve">(Shakeshaft and Plomin 2015)</w:t>
+      </w:r>
+      <w:r>
+        <w:t xml:space="preserve">.</w:t>
       </w:r>
     </w:p>
     <w:tbl>
@@ -1371,7 +1435,7 @@
       <w:tr>
         <w:tc>
           <w:tcPr/>
-          <w:bookmarkStart w:id="27" w:name="fig-Cambridge"/>
+          <w:bookmarkStart w:id="29" w:name="fig-Cambridge"/>
           <w:p>
             <w:pPr>
               <w:pStyle w:val="Compact"/>
@@ -1382,18 +1446,18 @@
                 <wp:inline>
                   <wp:extent cx="4800600" cy="2912474"/>
                   <wp:effectExtent b="0" l="0" r="0" t="0"/>
-                  <wp:docPr descr="" title="" id="25" name="Picture"/>
+                  <wp:docPr descr="" title="" id="27" name="Picture"/>
                   <a:graphic>
                     <a:graphicData uri="http://schemas.openxmlformats.org/drawingml/2006/picture">
                       <pic:pic>
                         <pic:nvPicPr>
-                          <pic:cNvPr descr="figures/Cambridge_tests.png" id="26" name="Picture"/>
+                          <pic:cNvPr descr="figures/Cambridge_tests.png" id="28" name="Picture"/>
                           <pic:cNvPicPr>
                             <a:picLocks noChangeArrowheads="1" noChangeAspect="1"/>
                           </pic:cNvPicPr>
                         </pic:nvPicPr>
                         <pic:blipFill>
-                          <a:blip r:embed="rId24"/>
+                          <a:blip r:embed="rId26"/>
                           <a:stretch>
                             <a:fillRect/>
                           </a:stretch>
@@ -1433,7 +1497,7 @@
               <w:t xml:space="preserve">Figure 3: The two Cambridge Memory Tests</w:t>
             </w:r>
           </w:p>
-          <w:bookmarkEnd w:id="27"/>
+          <w:bookmarkEnd w:id="29"/>
         </w:tc>
       </w:tr>
     </w:tbl>
@@ -1472,9 +1536,9 @@
         <w:t xml:space="preserve">3AFC = three-alternative forced choice; ISI = interstimulus interval.</w:t>
       </w:r>
     </w:p>
-    <w:bookmarkEnd w:id="28"/>
-    <w:bookmarkEnd w:id="29"/>
-    <w:bookmarkStart w:id="32" w:name="stimuli"/>
+    <w:bookmarkEnd w:id="30"/>
+    <w:bookmarkEnd w:id="31"/>
+    <w:bookmarkStart w:id="34" w:name="stimuli"/>
     <w:p>
       <w:pPr>
         <w:pStyle w:val="Heading2"/>
@@ -1488,23 +1552,21 @@
         <w:pStyle w:val="FirstParagraph"/>
       </w:pPr>
       <w:r>
-        <w:t xml:space="preserve">The face images used in the faces recognition task consisted of images selected from two different data sets of face images: the Face Research Lab London Set (DeBruine, Lisa; Jones, Benedict (2017):</w:t>
-      </w:r>
-      <w:r>
-        <w:t xml:space="preserve"> </w:t>
-      </w:r>
-      <w:hyperlink r:id="rId30">
-        <w:r>
-          <w:rPr>
-            <w:rStyle w:val="Hyperlink"/>
-          </w:rPr>
-          <w:t xml:space="preserve">https://doi.org/10.6084/m9.figshare.5047666.v5</w:t>
-        </w:r>
-      </w:hyperlink>
-      <w:r>
-        <w:t xml:space="preserve">) and the Color FERET Database (</w:t>
-      </w:r>
-      <w:hyperlink r:id="rId31">
+        <w:t xml:space="preserve">The face images used in the faces recognition task consisted of images selected from two different data sets of face images: the Face Research Lab London Set</w:t>
+      </w:r>
+      <w:r>
+        <w:t xml:space="preserve"> </w:t>
+      </w:r>
+      <w:r>
+        <w:t xml:space="preserve">(DeBruine and Jones 2017)</w:t>
+      </w:r>
+      <w:r>
+        <w:t xml:space="preserve"> </w:t>
+      </w:r>
+      <w:r>
+        <w:t xml:space="preserve">and the Color FERET Database (</w:t>
+      </w:r>
+      <w:hyperlink r:id="rId32">
         <w:r>
           <w:rPr>
             <w:rStyle w:val="Hyperlink"/>
@@ -1525,21 +1587,13 @@
         <w:t xml:space="preserve"> </w:t>
       </w:r>
       <w:r>
-        <w:t xml:space="preserve">102 identities were selected from the Face Research Lab London Set and 51 from the Color FERET Database.</w:t>
-      </w:r>
-      <w:r>
-        <w:t xml:space="preserve"> </w:t>
-      </w:r>
-      <w:r>
-        <w:t xml:space="preserve">For each selected identity, three pictures of the face at three different view points (3/4 left view, frontal view and 3/4 right view) were cropped following the outline of the face.</w:t>
-      </w:r>
-    </w:p>
-    <w:p>
-      <w:pPr>
-        <w:pStyle w:val="BodyText"/>
-      </w:pPr>
-      <w:r>
-        <w:t xml:space="preserve">To ensure that the stimuli that we used are reproducible, we used the webmorphR R Package</w:t>
+        <w:t xml:space="preserve">102 identities were selected from the Face Research Lab London Set and 51 from the Color FERET Database. Following this selection, we removed 27 identities (21 from the Face Research Lab London Set and 6 from the Color FERET Database) due to the presence of identifiable features (i.e. skin marks, make-up…).</w:t>
+      </w:r>
+      <w:r>
+        <w:t xml:space="preserve"> </w:t>
+      </w:r>
+      <w:r>
+        <w:t xml:space="preserve">For each selected identity, three pictures of the face at three different view points (3/4 left view, frontal view and 3/4 right view) were cropped following the outline of the face. To ensure that the stimuli that we used are reproducible, we used the webmorphR R Package</w:t>
       </w:r>
       <w:r>
         <w:t xml:space="preserve"> </w:t>
@@ -1551,17 +1605,40 @@
         <w:t xml:space="preserve"> </w:t>
       </w:r>
       <w:r>
-        <w:t xml:space="preserve">to crop the face images.</w:t>
-      </w:r>
-      <w:r>
-        <w:t xml:space="preserve"> </w:t>
-      </w:r>
-      <w:r>
-        <w:t xml:space="preserve">The code used to crop the original pictures can be found on OSF (OSF link).</w:t>
-      </w:r>
-    </w:p>
-    <w:bookmarkEnd w:id="32"/>
-    <w:bookmarkStart w:id="37" w:name="evidence-accumulation-modeling"/>
+        <w:t xml:space="preserve">to crop the face images. After the cropping, we removed 5 identities for which the cropping process resulted into</w:t>
+      </w:r>
+      <w:r>
+        <w:t xml:space="preserve"> </w:t>
+      </w:r>
+      <w:r>
+        <w:t xml:space="preserve">“over-cropped”</w:t>
+      </w:r>
+      <w:r>
+        <w:t xml:space="preserve"> </w:t>
+      </w:r>
+      <w:r>
+        <w:t xml:space="preserve">pictures (i.e. cropped nose or cropped eyebrows). In total, the data set of face images used in Experiment 1 contained 726 images: one set of three colour face images and one set of three gray scaled face images for each of the 121 identities.</w:t>
+      </w:r>
+      <w:r>
+        <w:t xml:space="preserve"> </w:t>
+      </w:r>
+      <w:r>
+        <w:t xml:space="preserve">The code used to crop the original pictures can be found on OSF (</w:t>
+      </w:r>
+      <w:hyperlink r:id="rId33">
+        <w:r>
+          <w:rPr>
+            <w:rStyle w:val="Hyperlink"/>
+          </w:rPr>
+          <w:t xml:space="preserve">https://osf.io/ku9ce/files/osfstorage</w:t>
+        </w:r>
+      </w:hyperlink>
+      <w:r>
+        <w:t xml:space="preserve">).</w:t>
+      </w:r>
+    </w:p>
+    <w:bookmarkEnd w:id="34"/>
+    <w:bookmarkStart w:id="39" w:name="evidence-accumulation-modeling"/>
     <w:p>
       <w:pPr>
         <w:pStyle w:val="Heading2"/>
@@ -1575,7 +1652,16 @@
         <w:pStyle w:val="FirstParagraph"/>
       </w:pPr>
       <w:r>
-        <w:t xml:space="preserve">The model and priors specification as well as the model estimation are all identical to the one described in (ref: Fournier et al., in press).</w:t>
+        <w:t xml:space="preserve">The model and priors specification as well as the model estimation are all identical to the one described in</w:t>
+      </w:r>
+      <w:r>
+        <w:t xml:space="preserve"> </w:t>
+      </w:r>
+      <w:r>
+        <w:t xml:space="preserve">Fournier et al. (2026)</w:t>
+      </w:r>
+      <w:r>
+        <w:t xml:space="preserve">.</w:t>
       </w:r>
       <w:r>
         <w:t xml:space="preserve"> </w:t>
@@ -1584,7 +1670,7 @@
         <w:t xml:space="preserve">The priors specifications are described in Supplementary Materials.</w:t>
       </w:r>
     </w:p>
-    <w:bookmarkStart w:id="34" w:name="model-specification"/>
+    <w:bookmarkStart w:id="36" w:name="model-specification"/>
     <w:p>
       <w:pPr>
         <w:pStyle w:val="Heading3"/>
@@ -1598,7 +1684,7 @@
         <w:pStyle w:val="FirstParagraph"/>
       </w:pPr>
       <w:r>
-        <w:t xml:space="preserve">A hierarchical LBA models was fit to the accuracy and response times of the face recognition task.</w:t>
+        <w:t xml:space="preserve">A hierarchical LBA models was fit to the accuracy and response times of the main task.</w:t>
       </w:r>
       <w:r>
         <w:t xml:space="preserve"> </w:t>
@@ -1721,7 +1807,7 @@
       <w:tr>
         <w:tc>
           <w:tcPr/>
-          <w:bookmarkStart w:id="33" w:name="tbl-model-formula"/>
+          <w:bookmarkStart w:id="35" w:name="tbl-model-formula"/>
           <w:p>
             <w:pPr>
               <w:jc w:val="center"/>
@@ -2236,13 +2322,13 @@
               </w:tc>
             </w:tr>
           </w:tbl>
-          <w:bookmarkEnd w:id="33"/>
+          <w:bookmarkEnd w:id="35"/>
           <w:p/>
         </w:tc>
       </w:tr>
     </w:tbl>
-    <w:bookmarkEnd w:id="34"/>
-    <w:bookmarkStart w:id="35" w:name="model-estimation"/>
+    <w:bookmarkEnd w:id="36"/>
+    <w:bookmarkStart w:id="37" w:name="model-estimation"/>
     <w:p>
       <w:pPr>
         <w:pStyle w:val="Heading3"/>
@@ -2292,8 +2378,8 @@
         <w:t xml:space="preserve">Parameter estimations were then used as the starting point for the full hierarchical parameter estimation.</w:t>
       </w:r>
     </w:p>
-    <w:bookmarkEnd w:id="35"/>
-    <w:bookmarkStart w:id="36" w:name="model-fit"/>
+    <w:bookmarkEnd w:id="37"/>
+    <w:bookmarkStart w:id="38" w:name="model-fit"/>
     <w:p>
       <w:pPr>
         <w:pStyle w:val="Heading3"/>
@@ -2316,9 +2402,9 @@
         <w:t xml:space="preserve">Convergence plots and posterior predictive checks can be found in Supplementary Materials.</w:t>
       </w:r>
     </w:p>
-    <w:bookmarkEnd w:id="36"/>
-    <w:bookmarkEnd w:id="37"/>
-    <w:bookmarkStart w:id="45" w:name="data-analysis"/>
+    <w:bookmarkEnd w:id="38"/>
+    <w:bookmarkEnd w:id="39"/>
+    <w:bookmarkStart w:id="47" w:name="data-analysis"/>
     <w:p>
       <w:pPr>
         <w:pStyle w:val="Heading2"/>
@@ -2327,7 +2413,7 @@
         <w:t xml:space="preserve">Data analysis</w:t>
       </w:r>
     </w:p>
-    <w:bookmarkStart w:id="38" w:name="X037017c264be3e11b009c8d5762cf1fa8847820"/>
+    <w:bookmarkStart w:id="40" w:name="X037017c264be3e11b009c8d5762cf1fa8847820"/>
     <w:p>
       <w:pPr>
         <w:pStyle w:val="Heading3"/>
@@ -2391,8 +2477,8 @@
         <w:t xml:space="preserve">) and more specific details are presented below.</w:t>
       </w:r>
     </w:p>
-    <w:bookmarkEnd w:id="38"/>
-    <w:bookmarkStart w:id="39" w:name="lba-parameters"/>
+    <w:bookmarkEnd w:id="40"/>
+    <w:bookmarkStart w:id="41" w:name="lba-parameters"/>
     <w:p>
       <w:pPr>
         <w:pStyle w:val="Heading3"/>
@@ -2439,8 +2525,8 @@
         <w:t xml:space="preserve">Assessment of individual differences in parameter estimates was pursued using subject specific estimates.</w:t>
       </w:r>
     </w:p>
-    <w:bookmarkEnd w:id="39"/>
-    <w:bookmarkStart w:id="40" w:name="classical-correlational-analysis"/>
+    <w:bookmarkEnd w:id="41"/>
+    <w:bookmarkStart w:id="42" w:name="classical-correlational-analysis"/>
     <w:p>
       <w:pPr>
         <w:pStyle w:val="Heading3"/>
@@ -2493,8 +2579,8 @@
         <w:t xml:space="preserve">All the these median parameters were then correlated with the z-transformed scores of each Memory Test (Cambridge Face Mmeory Test and Cambridge Car Memory Test).</w:t>
       </w:r>
     </w:p>
-    <w:bookmarkEnd w:id="40"/>
-    <w:bookmarkStart w:id="41" w:name="X5cf9b71b8935608aa7550ba24e694189a777f54"/>
+    <w:bookmarkEnd w:id="42"/>
+    <w:bookmarkStart w:id="43" w:name="X5cf9b71b8935608aa7550ba24e694189a777f54"/>
     <w:p>
       <w:pPr>
         <w:pStyle w:val="Heading3"/>
@@ -2544,8 +2630,8 @@
         <w:t xml:space="preserve">By summarising the posterior distribution of these correlation values, this approach naturally lends itself to estimates of the uncertainty of the estimated correlation values.</w:t>
       </w:r>
     </w:p>
-    <w:bookmarkEnd w:id="41"/>
-    <w:bookmarkStart w:id="43" w:name="bayesian-linear-regression"/>
+    <w:bookmarkEnd w:id="43"/>
+    <w:bookmarkStart w:id="45" w:name="bayesian-linear-regression"/>
     <w:p>
       <w:pPr>
         <w:pStyle w:val="Heading3"/>
@@ -2637,7 +2723,7 @@
       <w:tr>
         <w:tc>
           <w:tcPr/>
-          <w:bookmarkStart w:id="42" w:name="tbl-regression-model-formula"/>
+          <w:bookmarkStart w:id="44" w:name="tbl-regression-model-formula"/>
           <w:p>
             <w:pPr>
               <w:jc w:val="center"/>
@@ -2834,13 +2920,13 @@
               </w:tc>
             </w:tr>
           </w:tbl>
-          <w:bookmarkEnd w:id="42"/>
+          <w:bookmarkEnd w:id="44"/>
           <w:p/>
         </w:tc>
       </w:tr>
     </w:tbl>
-    <w:bookmarkEnd w:id="43"/>
-    <w:bookmarkStart w:id="44" w:name="inferential-criteria"/>
+    <w:bookmarkEnd w:id="45"/>
+    <w:bookmarkStart w:id="46" w:name="inferential-criteria"/>
     <w:p>
       <w:pPr>
         <w:pStyle w:val="Heading3"/>
@@ -2902,10 +2988,10 @@
         <w:t xml:space="preserve">Whereas narrow estimates indicate precise estimates, wider intervals indicate substantial uncertainty about the estimated parameter value, which may warrant a more cautious interpretation.</w:t>
       </w:r>
     </w:p>
-    <w:bookmarkEnd w:id="44"/>
-    <w:bookmarkEnd w:id="45"/>
     <w:bookmarkEnd w:id="46"/>
-    <w:bookmarkStart w:id="94" w:name="results"/>
+    <w:bookmarkEnd w:id="47"/>
+    <w:bookmarkEnd w:id="48"/>
+    <w:bookmarkStart w:id="96" w:name="results"/>
     <w:p>
       <w:pPr>
         <w:pStyle w:val="Heading1"/>
@@ -2934,7 +3020,7 @@
         <w:t xml:space="preserve">The results of the associations between car recognition ability and LBA parameters can be found in Supplementary Materials.</w:t>
       </w:r>
     </w:p>
-    <w:bookmarkStart w:id="57" w:name="estimates-of-the-lba-parameters"/>
+    <w:bookmarkStart w:id="59" w:name="estimates-of-the-lba-parameters"/>
     <w:p>
       <w:pPr>
         <w:pStyle w:val="Heading2"/>
@@ -3033,7 +3119,7 @@
         <w:t xml:space="preserve">The threshold parameter is higher for the Novel response compared to the Learned response.</w:t>
       </w:r>
     </w:p>
-    <w:bookmarkStart w:id="55" w:name="fig-param"/>
+    <w:bookmarkStart w:id="57" w:name="fig-param"/>
     <w:tbl>
       <w:tblPr>
         <w:tblStyle w:val="Table"/>
@@ -3060,7 +3146,7 @@
             <w:tr>
               <w:tc>
                 <w:tcPr/>
-                <w:bookmarkStart w:id="50" w:name="fig-param-1"/>
+                <w:bookmarkStart w:id="52" w:name="fig-param-1"/>
                 <w:p>
                   <w:pPr>
                     <w:pStyle w:val="Compact"/>
@@ -3072,12 +3158,12 @@
                       <wp:inline>
                         <wp:extent cx="5334000" cy="2667000"/>
                         <wp:effectExtent b="0" l="0" r="0" t="0"/>
-                        <wp:docPr descr="" title="" id="48" name="Picture"/>
+                        <wp:docPr descr="" title="" id="50" name="Picture"/>
                         <a:graphic>
                           <a:graphicData uri="http://schemas.openxmlformats.org/drawingml/2006/picture">
                             <pic:pic>
                               <pic:nvPicPr>
-                                <pic:cNvPr descr="manuscript_files/figure-docx/fig-param-1.svg" id="49" name="Picture"/>
+                                <pic:cNvPr descr="manuscript_files/figure-docx/fig-param-1.svg" id="51" name="Picture"/>
                                 <pic:cNvPicPr>
                                   <a:picLocks noChangeArrowheads="1" noChangeAspect="1"/>
                                 </pic:cNvPicPr>
@@ -3089,7 +3175,7 @@
                                       <a14:useLocalDpi xmlns:a14="http://schemas.microsoft.com/office/drawing/2010/main" val="0"/>
                                     </a:ext>
                                     <a:ext uri="{96DAC541-7B7A-43D3-8B79-37D633B846F1}">
-                                      <asvg:svgBlip xmlns:asvg="http://schemas.microsoft.com/office/drawing/2016/SVG/main" r:embed="rId47"/>
+                                      <asvg:svgBlip xmlns:asvg="http://schemas.microsoft.com/office/drawing/2016/SVG/main" r:embed="rId49"/>
                                     </a:ext>
                                   </a:extLst>
                                 </a:blip>
@@ -3133,7 +3219,7 @@
                     <w:t xml:space="preserve">(a) Left panel: Threshold by response / Right panel: Threshold (novel - learned) contrast</w:t>
                   </w:r>
                 </w:p>
-                <w:bookmarkEnd w:id="50"/>
+                <w:bookmarkEnd w:id="52"/>
               </w:tc>
             </w:tr>
           </w:tbl>
@@ -3172,7 +3258,7 @@
             <w:tr>
               <w:tc>
                 <w:tcPr/>
-                <w:bookmarkStart w:id="54" w:name="fig-param-2"/>
+                <w:bookmarkStart w:id="56" w:name="fig-param-2"/>
                 <w:p>
                   <w:pPr>
                     <w:pStyle w:val="Compact"/>
@@ -3184,12 +3270,12 @@
                       <wp:inline>
                         <wp:extent cx="5334000" cy="2667000"/>
                         <wp:effectExtent b="0" l="0" r="0" t="0"/>
-                        <wp:docPr descr="" title="" id="52" name="Picture"/>
+                        <wp:docPr descr="" title="" id="54" name="Picture"/>
                         <a:graphic>
                           <a:graphicData uri="http://schemas.openxmlformats.org/drawingml/2006/picture">
                             <pic:pic>
                               <pic:nvPicPr>
-                                <pic:cNvPr descr="manuscript_files/figure-docx/fig-param-2.svg" id="53" name="Picture"/>
+                                <pic:cNvPr descr="manuscript_files/figure-docx/fig-param-2.svg" id="55" name="Picture"/>
                                 <pic:cNvPicPr>
                                   <a:picLocks noChangeArrowheads="1" noChangeAspect="1"/>
                                 </pic:cNvPicPr>
@@ -3201,7 +3287,7 @@
                                       <a14:useLocalDpi xmlns:a14="http://schemas.microsoft.com/office/drawing/2010/main" val="0"/>
                                     </a:ext>
                                     <a:ext uri="{96DAC541-7B7A-43D3-8B79-37D633B846F1}">
-                                      <asvg:svgBlip xmlns:asvg="http://schemas.microsoft.com/office/drawing/2016/SVG/main" r:embed="rId51"/>
+                                      <asvg:svgBlip xmlns:asvg="http://schemas.microsoft.com/office/drawing/2016/SVG/main" r:embed="rId53"/>
                                     </a:ext>
                                   </a:extLst>
                                 </a:blip>
@@ -3245,7 +3331,7 @@
                     <w:t xml:space="preserve">(b) Left panel: Drift rate (TRUE - FALSE) by stimulus / Right panel: Drift rate (novel - learned) contrast</w:t>
                   </w:r>
                 </w:p>
-                <w:bookmarkEnd w:id="54"/>
+                <w:bookmarkEnd w:id="56"/>
               </w:tc>
             </w:tr>
           </w:tbl>
@@ -3265,7 +3351,7 @@
         <w:t xml:space="preserve">Figure 4: Threshold and drift rate estimates</w:t>
       </w:r>
     </w:p>
-    <w:bookmarkEnd w:id="55"/>
+    <w:bookmarkEnd w:id="57"/>
     <w:p>
       <w:pPr>
         <w:pStyle w:val="BodyText"/>
@@ -3300,7 +3386,7 @@
       <w:tr>
         <w:tc>
           <w:tcPr/>
-          <w:bookmarkStart w:id="56" w:name="tbl-lba-params"/>
+          <w:bookmarkStart w:id="58" w:name="tbl-lba-params"/>
           <w:p>
             <w:pPr>
               <w:jc w:val="center"/>
@@ -3697,13 +3783,13 @@
               </w:tc>
             </w:tr>
           </w:tbl>
-          <w:bookmarkEnd w:id="56"/>
+          <w:bookmarkEnd w:id="58"/>
           <w:p/>
         </w:tc>
       </w:tr>
     </w:tbl>
-    <w:bookmarkEnd w:id="57"/>
-    <w:bookmarkStart w:id="67" w:name="classical-correlation-analysis"/>
+    <w:bookmarkEnd w:id="59"/>
+    <w:bookmarkStart w:id="69" w:name="classical-correlation-analysis"/>
     <w:p>
       <w:pPr>
         <w:pStyle w:val="Heading2"/>
@@ -3812,7 +3898,7 @@
         <w:t xml:space="preserve">value is 0.24).</w:t>
       </w:r>
     </w:p>
-    <w:bookmarkStart w:id="66" w:name="fig-corr-point-estimates"/>
+    <w:bookmarkStart w:id="68" w:name="fig-corr-point-estimates"/>
     <w:tbl>
       <w:tblPr>
         <w:tblStyle w:val="Table"/>
@@ -3839,7 +3925,7 @@
             <w:tr>
               <w:tc>
                 <w:tcPr/>
-                <w:bookmarkStart w:id="61" w:name="fig-corr-point-estimates-1"/>
+                <w:bookmarkStart w:id="63" w:name="fig-corr-point-estimates-1"/>
                 <w:p>
                   <w:pPr>
                     <w:pStyle w:val="Compact"/>
@@ -3851,12 +3937,12 @@
                       <wp:inline>
                         <wp:extent cx="5334000" cy="3733799"/>
                         <wp:effectExtent b="0" l="0" r="0" t="0"/>
-                        <wp:docPr descr="" title="" id="59" name="Picture"/>
+                        <wp:docPr descr="" title="" id="61" name="Picture"/>
                         <a:graphic>
                           <a:graphicData uri="http://schemas.openxmlformats.org/drawingml/2006/picture">
                             <pic:pic>
                               <pic:nvPicPr>
-                                <pic:cNvPr descr="manuscript_files/figure-docx/fig-corr-point-estimates-1.svg" id="60" name="Picture"/>
+                                <pic:cNvPr descr="manuscript_files/figure-docx/fig-corr-point-estimates-1.svg" id="62" name="Picture"/>
                                 <pic:cNvPicPr>
                                   <a:picLocks noChangeArrowheads="1" noChangeAspect="1"/>
                                 </pic:cNvPicPr>
@@ -3868,7 +3954,7 @@
                                       <a14:useLocalDpi xmlns:a14="http://schemas.microsoft.com/office/drawing/2010/main" val="0"/>
                                     </a:ext>
                                     <a:ext uri="{96DAC541-7B7A-43D3-8B79-37D633B846F1}">
-                                      <asvg:svgBlip xmlns:asvg="http://schemas.microsoft.com/office/drawing/2016/SVG/main" r:embed="rId58"/>
+                                      <asvg:svgBlip xmlns:asvg="http://schemas.microsoft.com/office/drawing/2016/SVG/main" r:embed="rId60"/>
                                     </a:ext>
                                   </a:extLst>
                                 </a:blip>
@@ -3912,7 +3998,7 @@
                     <w:t xml:space="preserve">(a) Median threshold correlations with face recognition ability</w:t>
                   </w:r>
                 </w:p>
-                <w:bookmarkEnd w:id="61"/>
+                <w:bookmarkEnd w:id="63"/>
               </w:tc>
             </w:tr>
           </w:tbl>
@@ -3951,7 +4037,7 @@
             <w:tr>
               <w:tc>
                 <w:tcPr/>
-                <w:bookmarkStart w:id="65" w:name="fig-corr-point-estimates-2"/>
+                <w:bookmarkStart w:id="67" w:name="fig-corr-point-estimates-2"/>
                 <w:p>
                   <w:pPr>
                     <w:pStyle w:val="Compact"/>
@@ -3963,12 +4049,12 @@
                       <wp:inline>
                         <wp:extent cx="5334000" cy="3733799"/>
                         <wp:effectExtent b="0" l="0" r="0" t="0"/>
-                        <wp:docPr descr="" title="" id="63" name="Picture"/>
+                        <wp:docPr descr="" title="" id="65" name="Picture"/>
                         <a:graphic>
                           <a:graphicData uri="http://schemas.openxmlformats.org/drawingml/2006/picture">
                             <pic:pic>
                               <pic:nvPicPr>
-                                <pic:cNvPr descr="manuscript_files/figure-docx/fig-corr-point-estimates-2.svg" id="64" name="Picture"/>
+                                <pic:cNvPr descr="manuscript_files/figure-docx/fig-corr-point-estimates-2.svg" id="66" name="Picture"/>
                                 <pic:cNvPicPr>
                                   <a:picLocks noChangeArrowheads="1" noChangeAspect="1"/>
                                 </pic:cNvPicPr>
@@ -3980,7 +4066,7 @@
                                       <a14:useLocalDpi xmlns:a14="http://schemas.microsoft.com/office/drawing/2010/main" val="0"/>
                                     </a:ext>
                                     <a:ext uri="{96DAC541-7B7A-43D3-8B79-37D633B846F1}">
-                                      <asvg:svgBlip xmlns:asvg="http://schemas.microsoft.com/office/drawing/2016/SVG/main" r:embed="rId62"/>
+                                      <asvg:svgBlip xmlns:asvg="http://schemas.microsoft.com/office/drawing/2016/SVG/main" r:embed="rId64"/>
                                     </a:ext>
                                   </a:extLst>
                                 </a:blip>
@@ -4024,7 +4110,7 @@
                     <w:t xml:space="preserve">(b) Median drift rates correlations with face recognition ability</w:t>
                   </w:r>
                 </w:p>
-                <w:bookmarkEnd w:id="65"/>
+                <w:bookmarkEnd w:id="67"/>
               </w:tc>
             </w:tr>
           </w:tbl>
@@ -4044,9 +4130,9 @@
         <w:t xml:space="preserve">Figure 5: Point estimates correlations with recognition scores. In (b), drift rate (TRUE) reflects the accumulation of evidence when the response is correct and drift rate (FALSE) the accumulation of evidence when the response is incorrect. Drift rate (TRUE-FALSE) represent the signal-to-noise ratio provided by the stimulus.</w:t>
       </w:r>
     </w:p>
-    <w:bookmarkEnd w:id="66"/>
-    <w:bookmarkEnd w:id="67"/>
-    <w:bookmarkStart w:id="82" w:name="X6cdd5d6c49b55a2e70739db2f79c1d6ae2787d0"/>
+    <w:bookmarkEnd w:id="68"/>
+    <w:bookmarkEnd w:id="69"/>
+    <w:bookmarkStart w:id="84" w:name="X6cdd5d6c49b55a2e70739db2f79c1d6ae2787d0"/>
     <w:p>
       <w:pPr>
         <w:pStyle w:val="Heading2"/>
@@ -4197,7 +4283,7 @@
       <w:tr>
         <w:tc>
           <w:tcPr/>
-          <w:bookmarkStart w:id="71" w:name="fig-plausible-corr-thresh"/>
+          <w:bookmarkStart w:id="73" w:name="fig-plausible-corr-thresh"/>
           <w:p>
             <w:pPr>
               <w:pStyle w:val="Compact"/>
@@ -4208,12 +4294,12 @@
                 <wp:inline>
                   <wp:extent cx="5334000" cy="2667000"/>
                   <wp:effectExtent b="0" l="0" r="0" t="0"/>
-                  <wp:docPr descr="" title="" id="69" name="Picture"/>
+                  <wp:docPr descr="" title="" id="71" name="Picture"/>
                   <a:graphic>
                     <a:graphicData uri="http://schemas.openxmlformats.org/drawingml/2006/picture">
                       <pic:pic>
                         <pic:nvPicPr>
-                          <pic:cNvPr descr="manuscript_files/figure-docx/fig-plausible-corr-thresh-1.svg" id="70" name="Picture"/>
+                          <pic:cNvPr descr="manuscript_files/figure-docx/fig-plausible-corr-thresh-1.svg" id="72" name="Picture"/>
                           <pic:cNvPicPr>
                             <a:picLocks noChangeArrowheads="1" noChangeAspect="1"/>
                           </pic:cNvPicPr>
@@ -4225,7 +4311,7 @@
                                 <a14:useLocalDpi xmlns:a14="http://schemas.microsoft.com/office/drawing/2010/main" val="0"/>
                               </a:ext>
                               <a:ext uri="{96DAC541-7B7A-43D3-8B79-37D633B846F1}">
-                                <asvg:svgBlip xmlns:asvg="http://schemas.microsoft.com/office/drawing/2016/SVG/main" r:embed="rId68"/>
+                                <asvg:svgBlip xmlns:asvg="http://schemas.microsoft.com/office/drawing/2016/SVG/main" r:embed="rId70"/>
                               </a:ext>
                             </a:extLst>
                           </a:blip>
@@ -4268,7 +4354,7 @@
               <w:t xml:space="preserve">Figure 6: Plausible correlation values distributions between threshold by response and recognition abilities. Points denote the median of the distribution and error bars represent 95% quantile intervals.</w:t>
             </w:r>
           </w:p>
-          <w:bookmarkEnd w:id="71"/>
+          <w:bookmarkEnd w:id="73"/>
         </w:tc>
       </w:tr>
     </w:tbl>
@@ -4290,7 +4376,7 @@
         <w:t xml:space="preserve">Regarding drift rate, face recognition ability is positively associated with the signal-to-noise ratio (drift rate TRUE-FALSE) provided by both novel and learned faces.</w:t>
       </w:r>
     </w:p>
-    <w:bookmarkStart w:id="80" w:name="fig-plausible-corr-drift"/>
+    <w:bookmarkStart w:id="82" w:name="fig-plausible-corr-drift"/>
     <w:tbl>
       <w:tblPr>
         <w:tblStyle w:val="Table"/>
@@ -4317,7 +4403,7 @@
             <w:tr>
               <w:tc>
                 <w:tcPr/>
-                <w:bookmarkStart w:id="75" w:name="fig-plausible-corr-drift-1"/>
+                <w:bookmarkStart w:id="77" w:name="fig-plausible-corr-drift-1"/>
                 <w:p>
                   <w:pPr>
                     <w:pStyle w:val="Compact"/>
@@ -4329,12 +4415,12 @@
                       <wp:inline>
                         <wp:extent cx="5334000" cy="2133600"/>
                         <wp:effectExtent b="0" l="0" r="0" t="0"/>
-                        <wp:docPr descr="" title="" id="73" name="Picture"/>
+                        <wp:docPr descr="" title="" id="75" name="Picture"/>
                         <a:graphic>
                           <a:graphicData uri="http://schemas.openxmlformats.org/drawingml/2006/picture">
                             <pic:pic>
                               <pic:nvPicPr>
-                                <pic:cNvPr descr="manuscript_files/figure-docx/fig-plausible-corr-drift-1.svg" id="74" name="Picture"/>
+                                <pic:cNvPr descr="manuscript_files/figure-docx/fig-plausible-corr-drift-1.svg" id="76" name="Picture"/>
                                 <pic:cNvPicPr>
                                   <a:picLocks noChangeArrowheads="1" noChangeAspect="1"/>
                                 </pic:cNvPicPr>
@@ -4346,7 +4432,7 @@
                                       <a14:useLocalDpi xmlns:a14="http://schemas.microsoft.com/office/drawing/2010/main" val="0"/>
                                     </a:ext>
                                     <a:ext uri="{96DAC541-7B7A-43D3-8B79-37D633B846F1}">
-                                      <asvg:svgBlip xmlns:asvg="http://schemas.microsoft.com/office/drawing/2016/SVG/main" r:embed="rId72"/>
+                                      <asvg:svgBlip xmlns:asvg="http://schemas.microsoft.com/office/drawing/2016/SVG/main" r:embed="rId74"/>
                                     </a:ext>
                                   </a:extLst>
                                 </a:blip>
@@ -4390,7 +4476,7 @@
                     <w:t xml:space="preserve">(a) Plausible value correlations between drift rate (TRUE) and drift rate (FALSE) and face recognition ability for both stimulus conditions</w:t>
                   </w:r>
                 </w:p>
-                <w:bookmarkEnd w:id="75"/>
+                <w:bookmarkEnd w:id="77"/>
               </w:tc>
             </w:tr>
           </w:tbl>
@@ -4429,7 +4515,7 @@
             <w:tr>
               <w:tc>
                 <w:tcPr/>
-                <w:bookmarkStart w:id="79" w:name="fig-plausible-corr-drift-2"/>
+                <w:bookmarkStart w:id="81" w:name="fig-plausible-corr-drift-2"/>
                 <w:p>
                   <w:pPr>
                     <w:pStyle w:val="Compact"/>
@@ -4441,12 +4527,12 @@
                       <wp:inline>
                         <wp:extent cx="5334000" cy="2133600"/>
                         <wp:effectExtent b="0" l="0" r="0" t="0"/>
-                        <wp:docPr descr="" title="" id="77" name="Picture"/>
+                        <wp:docPr descr="" title="" id="79" name="Picture"/>
                         <a:graphic>
                           <a:graphicData uri="http://schemas.openxmlformats.org/drawingml/2006/picture">
                             <pic:pic>
                               <pic:nvPicPr>
-                                <pic:cNvPr descr="manuscript_files/figure-docx/fig-plausible-corr-drift-2.svg" id="78" name="Picture"/>
+                                <pic:cNvPr descr="manuscript_files/figure-docx/fig-plausible-corr-drift-2.svg" id="80" name="Picture"/>
                                 <pic:cNvPicPr>
                                   <a:picLocks noChangeArrowheads="1" noChangeAspect="1"/>
                                 </pic:cNvPicPr>
@@ -4458,7 +4544,7 @@
                                       <a14:useLocalDpi xmlns:a14="http://schemas.microsoft.com/office/drawing/2010/main" val="0"/>
                                     </a:ext>
                                     <a:ext uri="{96DAC541-7B7A-43D3-8B79-37D633B846F1}">
-                                      <asvg:svgBlip xmlns:asvg="http://schemas.microsoft.com/office/drawing/2016/SVG/main" r:embed="rId76"/>
+                                      <asvg:svgBlip xmlns:asvg="http://schemas.microsoft.com/office/drawing/2016/SVG/main" r:embed="rId78"/>
                                     </a:ext>
                                   </a:extLst>
                                 </a:blip>
@@ -4502,7 +4588,7 @@
                     <w:t xml:space="preserve">(b) Plausible value correlations between drift rate (TRUE-FASLE) and face recognition ability for both stimulus conditions</w:t>
                   </w:r>
                 </w:p>
-                <w:bookmarkEnd w:id="79"/>
+                <w:bookmarkEnd w:id="81"/>
               </w:tc>
             </w:tr>
           </w:tbl>
@@ -4522,7 +4608,7 @@
         <w:t xml:space="preserve">Figure 7: Plausible correlation values distributions between drift rate parameters by stimulus and face recognition ability. Points denote the median of the distribution and error bars represent 95% quantile intervals.</w:t>
       </w:r>
     </w:p>
-    <w:bookmarkEnd w:id="80"/>
+    <w:bookmarkEnd w:id="82"/>
     <w:p>
       <w:pPr>
         <w:pStyle w:val="BodyText"/>
@@ -4550,7 +4636,7 @@
       <w:tr>
         <w:tc>
           <w:tcPr/>
-          <w:bookmarkStart w:id="81" w:name="tbl-plausible-cor"/>
+          <w:bookmarkStart w:id="83" w:name="tbl-plausible-cor"/>
           <w:p>
             <w:pPr>
               <w:jc w:val="center"/>
@@ -5160,13 +5246,13 @@
               </w:tc>
             </w:tr>
           </w:tbl>
-          <w:bookmarkEnd w:id="81"/>
+          <w:bookmarkEnd w:id="83"/>
           <w:p/>
         </w:tc>
       </w:tr>
     </w:tbl>
-    <w:bookmarkEnd w:id="82"/>
-    <w:bookmarkStart w:id="93" w:name="linear-regression"/>
+    <w:bookmarkEnd w:id="84"/>
+    <w:bookmarkStart w:id="95" w:name="linear-regression"/>
     <w:p>
       <w:pPr>
         <w:pStyle w:val="Heading2"/>
@@ -5258,7 +5344,7 @@
             <w:tr>
               <w:tc>
                 <w:tcPr/>
-                <w:bookmarkStart w:id="86" w:name="fig-prediction-true-false"/>
+                <w:bookmarkStart w:id="88" w:name="fig-prediction-true-false"/>
                 <w:p>
                   <w:pPr>
                     <w:pStyle w:val="Compact"/>
@@ -5270,12 +5356,12 @@
                       <wp:inline>
                         <wp:extent cx="5334000" cy="3733800"/>
                         <wp:effectExtent b="0" l="0" r="0" t="0"/>
-                        <wp:docPr descr="" title="" id="84" name="Picture"/>
+                        <wp:docPr descr="" title="" id="86" name="Picture"/>
                         <a:graphic>
                           <a:graphicData uri="http://schemas.openxmlformats.org/drawingml/2006/picture">
                             <pic:pic>
                               <pic:nvPicPr>
-                                <pic:cNvPr descr="manuscript_files/figure-docx/fig-prediction-true-false-1.svg" id="85" name="Picture"/>
+                                <pic:cNvPr descr="manuscript_files/figure-docx/fig-prediction-true-false-1.svg" id="87" name="Picture"/>
                                 <pic:cNvPicPr>
                                   <a:picLocks noChangeArrowheads="1" noChangeAspect="1"/>
                                 </pic:cNvPicPr>
@@ -5287,7 +5373,7 @@
                                       <a14:useLocalDpi xmlns:a14="http://schemas.microsoft.com/office/drawing/2010/main" val="0"/>
                                     </a:ext>
                                     <a:ext uri="{96DAC541-7B7A-43D3-8B79-37D633B846F1}">
-                                      <asvg:svgBlip xmlns:asvg="http://schemas.microsoft.com/office/drawing/2016/SVG/main" r:embed="rId83"/>
+                                      <asvg:svgBlip xmlns:asvg="http://schemas.microsoft.com/office/drawing/2016/SVG/main" r:embed="rId85"/>
                                     </a:ext>
                                   </a:extLst>
                                 </a:blip>
@@ -5331,7 +5417,7 @@
                     <w:t xml:space="preserve">Figure 8: Predicted drift rate values (TRUE and FALSE) from face recognition ability scores for a) Face model and b) Face and Car model</w:t>
                   </w:r>
                 </w:p>
-                <w:bookmarkEnd w:id="86"/>
+                <w:bookmarkEnd w:id="88"/>
               </w:tc>
             </w:tr>
           </w:tbl>
@@ -5352,7 +5438,7 @@
       <w:tr>
         <w:tc>
           <w:tcPr/>
-          <w:bookmarkStart w:id="87" w:name="tbl-pred-acc"/>
+          <w:bookmarkStart w:id="89" w:name="tbl-pred-acc"/>
           <w:p>
             <w:pPr>
               <w:jc w:val="center"/>
@@ -6188,7 +6274,7 @@
               </w:tc>
             </w:tr>
           </w:tbl>
-          <w:bookmarkEnd w:id="87"/>
+          <w:bookmarkEnd w:id="89"/>
           <w:p/>
         </w:tc>
       </w:tr>
@@ -6267,7 +6353,7 @@
             <w:tr>
               <w:tc>
                 <w:tcPr/>
-                <w:bookmarkStart w:id="91" w:name="fig-prediction-contrast"/>
+                <w:bookmarkStart w:id="93" w:name="fig-prediction-contrast"/>
                 <w:p>
                   <w:pPr>
                     <w:pStyle w:val="Compact"/>
@@ -6279,12 +6365,12 @@
                       <wp:inline>
                         <wp:extent cx="5334000" cy="3733800"/>
                         <wp:effectExtent b="0" l="0" r="0" t="0"/>
-                        <wp:docPr descr="" title="" id="89" name="Picture"/>
+                        <wp:docPr descr="" title="" id="91" name="Picture"/>
                         <a:graphic>
                           <a:graphicData uri="http://schemas.openxmlformats.org/drawingml/2006/picture">
                             <pic:pic>
                               <pic:nvPicPr>
-                                <pic:cNvPr descr="manuscript_files/figure-docx/fig-prediction-contrast-1.svg" id="90" name="Picture"/>
+                                <pic:cNvPr descr="manuscript_files/figure-docx/fig-prediction-contrast-1.svg" id="92" name="Picture"/>
                                 <pic:cNvPicPr>
                                   <a:picLocks noChangeArrowheads="1" noChangeAspect="1"/>
                                 </pic:cNvPicPr>
@@ -6296,7 +6382,7 @@
                                       <a14:useLocalDpi xmlns:a14="http://schemas.microsoft.com/office/drawing/2010/main" val="0"/>
                                     </a:ext>
                                     <a:ext uri="{96DAC541-7B7A-43D3-8B79-37D633B846F1}">
-                                      <asvg:svgBlip xmlns:asvg="http://schemas.microsoft.com/office/drawing/2016/SVG/main" r:embed="rId88"/>
+                                      <asvg:svgBlip xmlns:asvg="http://schemas.microsoft.com/office/drawing/2016/SVG/main" r:embed="rId90"/>
                                     </a:ext>
                                   </a:extLst>
                                 </a:blip>
@@ -6340,7 +6426,7 @@
                     <w:t xml:space="preserve">Figure 9: Predicted drift rate values (TRUE-FALSE) from face recognition ability scores for a) Face model and b) Face and Car model</w:t>
                   </w:r>
                 </w:p>
-                <w:bookmarkEnd w:id="91"/>
+                <w:bookmarkEnd w:id="93"/>
               </w:tc>
             </w:tr>
           </w:tbl>
@@ -6361,7 +6447,7 @@
       <w:tr>
         <w:tc>
           <w:tcPr/>
-          <w:bookmarkStart w:id="92" w:name="tbl-pred-contrast"/>
+          <w:bookmarkStart w:id="94" w:name="tbl-pred-contrast"/>
           <w:p>
             <w:pPr>
               <w:jc w:val="center"/>
@@ -6788,14 +6874,14 @@
               </w:tc>
             </w:tr>
           </w:tbl>
-          <w:bookmarkEnd w:id="92"/>
+          <w:bookmarkEnd w:id="94"/>
           <w:p/>
         </w:tc>
       </w:tr>
     </w:tbl>
-    <w:bookmarkEnd w:id="93"/>
-    <w:bookmarkEnd w:id="94"/>
-    <w:bookmarkStart w:id="95" w:name="discussion"/>
+    <w:bookmarkEnd w:id="95"/>
+    <w:bookmarkEnd w:id="96"/>
+    <w:bookmarkStart w:id="97" w:name="discussion"/>
     <w:p>
       <w:pPr>
         <w:pStyle w:val="Heading1"/>
@@ -7146,7 +7232,7 @@
         <w:t xml:space="preserve"> </w:t>
       </w:r>
       <w:r>
-        <w:t xml:space="preserve">value was 0.24), which could open one up to sampling variability issues.</w:t>
+        <w:t xml:space="preserve">value was 0.24).</w:t>
       </w:r>
       <w:r>
         <w:t xml:space="preserve"> </w:t>
@@ -7164,8 +7250,8 @@
         <w:t xml:space="preserve">.</w:t>
       </w:r>
     </w:p>
-    <w:bookmarkEnd w:id="95"/>
-    <w:bookmarkStart w:id="223" w:name="conclusion"/>
+    <w:bookmarkEnd w:id="97"/>
+    <w:bookmarkStart w:id="237" w:name="conclusion"/>
     <w:p>
       <w:pPr>
         <w:pStyle w:val="Heading1"/>
@@ -7217,8 +7303,8 @@
         <w:br w:type="page"/>
       </w:r>
     </w:p>
-    <w:bookmarkStart w:id="222" w:name="refs"/>
-    <w:bookmarkStart w:id="97" w:name="X85896da987693e22ebec463e62bb7d48d4e914f"/>
+    <w:bookmarkStart w:id="236" w:name="refs"/>
+    <w:bookmarkStart w:id="99" w:name="X85896da987693e22ebec463e62bb7d48d4e914f"/>
     <w:p>
       <w:pPr>
         <w:pStyle w:val="Bibliography"/>
@@ -7251,7 +7337,7 @@
       <w:r>
         <w:t xml:space="preserve"> </w:t>
       </w:r>
-      <w:hyperlink r:id="rId96">
+      <w:hyperlink r:id="rId98">
         <w:r>
           <w:rPr>
             <w:rStyle w:val="Hyperlink"/>
@@ -7263,8 +7349,8 @@
         <w:t xml:space="preserve">.</w:t>
       </w:r>
     </w:p>
-    <w:bookmarkEnd w:id="97"/>
-    <w:bookmarkStart w:id="99" w:name="ref-alister2024Gaze"/>
+    <w:bookmarkEnd w:id="99"/>
+    <w:bookmarkStart w:id="101" w:name="ref-alister2024Gaze"/>
     <w:p>
       <w:pPr>
         <w:pStyle w:val="Bibliography"/>
@@ -7297,7 +7383,7 @@
       <w:r>
         <w:t xml:space="preserve"> </w:t>
       </w:r>
-      <w:hyperlink r:id="rId98">
+      <w:hyperlink r:id="rId100">
         <w:r>
           <w:rPr>
             <w:rStyle w:val="Hyperlink"/>
@@ -7309,8 +7395,8 @@
         <w:t xml:space="preserve">.</w:t>
       </w:r>
     </w:p>
-    <w:bookmarkEnd w:id="99"/>
-    <w:bookmarkStart w:id="101" w:name="ref-boagExpertGuidePlanning2025"/>
+    <w:bookmarkEnd w:id="101"/>
+    <w:bookmarkStart w:id="103" w:name="ref-boagExpertGuidePlanning2025"/>
     <w:p>
       <w:pPr>
         <w:pStyle w:val="Bibliography"/>
@@ -7346,7 +7432,7 @@
       <w:r>
         <w:t xml:space="preserve"> </w:t>
       </w:r>
-      <w:hyperlink r:id="rId100">
+      <w:hyperlink r:id="rId102">
         <w:r>
           <w:rPr>
             <w:rStyle w:val="Hyperlink"/>
@@ -7358,8 +7444,8 @@
         <w:t xml:space="preserve">.</w:t>
       </w:r>
     </w:p>
-    <w:bookmarkEnd w:id="101"/>
-    <w:bookmarkStart w:id="103" w:name="Xfa7c6fc1e0b06226de21f34f2730db56036d1fb"/>
+    <w:bookmarkEnd w:id="103"/>
+    <w:bookmarkStart w:id="105" w:name="Xfa7c6fc1e0b06226de21f34f2730db56036d1fb"/>
     <w:p>
       <w:pPr>
         <w:pStyle w:val="Bibliography"/>
@@ -7392,7 +7478,7 @@
       <w:r>
         <w:t xml:space="preserve"> </w:t>
       </w:r>
-      <w:hyperlink r:id="rId102">
+      <w:hyperlink r:id="rId104">
         <w:r>
           <w:rPr>
             <w:rStyle w:val="Hyperlink"/>
@@ -7404,8 +7490,75 @@
         <w:t xml:space="preserve">.</w:t>
       </w:r>
     </w:p>
-    <w:bookmarkEnd w:id="103"/>
-    <w:bookmarkStart w:id="105" w:name="ref-brownSimplestCompleteModel2008"/>
+    <w:bookmarkEnd w:id="105"/>
+    <w:bookmarkStart w:id="107" w:name="Xd2f3f18ac2f7846cfabff7de775dcc42011e347"/>
+    <w:p>
+      <w:pPr>
+        <w:pStyle w:val="Bibliography"/>
+      </w:pPr>
+      <w:r>
+        <w:t xml:space="preserve">Bowles, Devin C., Elinor McKone, Amy Dawel, et al. 2009.</w:t>
+      </w:r>
+      <w:r>
+        <w:t xml:space="preserve"> </w:t>
+      </w:r>
+      <w:r>
+        <w:t xml:space="preserve">“Diagnosing Prosopagnosia: Effects of Ageing, Sex, and Participant–Stimulus Ethnic Match on the</w:t>
+      </w:r>
+      <w:r>
+        <w:t xml:space="preserve"> </w:t>
+      </w:r>
+      <w:r>
+        <w:t xml:space="preserve">Cambridge Face Memory Test</w:t>
+      </w:r>
+      <w:r>
+        <w:t xml:space="preserve"> </w:t>
+      </w:r>
+      <w:r>
+        <w:t xml:space="preserve">and</w:t>
+      </w:r>
+      <w:r>
+        <w:t xml:space="preserve"> </w:t>
+      </w:r>
+      <w:r>
+        <w:t xml:space="preserve">Cambridge Face Perception Test</w:t>
+      </w:r>
+      <w:r>
+        <w:t xml:space="preserve">.”</w:t>
+      </w:r>
+      <w:r>
+        <w:t xml:space="preserve"> </w:t>
+      </w:r>
+      <w:r>
+        <w:rPr>
+          <w:i/>
+          <w:iCs/>
+        </w:rPr>
+        <w:t xml:space="preserve">Cognitive Neuropsychology</w:t>
+      </w:r>
+      <w:r>
+        <w:t xml:space="preserve"> </w:t>
+      </w:r>
+      <w:r>
+        <w:t xml:space="preserve">26 (5): 423–55.</w:t>
+      </w:r>
+      <w:r>
+        <w:t xml:space="preserve"> </w:t>
+      </w:r>
+      <w:hyperlink r:id="rId106">
+        <w:r>
+          <w:rPr>
+            <w:rStyle w:val="Hyperlink"/>
+          </w:rPr>
+          <w:t xml:space="preserve">https://doi.org/10.1080/02643290903343149</w:t>
+        </w:r>
+      </w:hyperlink>
+      <w:r>
+        <w:t xml:space="preserve">.</w:t>
+      </w:r>
+    </w:p>
+    <w:bookmarkEnd w:id="107"/>
+    <w:bookmarkStart w:id="109" w:name="ref-brownSimplestCompleteModel2008"/>
     <w:p>
       <w:pPr>
         <w:pStyle w:val="Bibliography"/>
@@ -7438,7 +7591,7 @@
       <w:r>
         <w:t xml:space="preserve"> </w:t>
       </w:r>
-      <w:hyperlink r:id="rId104">
+      <w:hyperlink r:id="rId108">
         <w:r>
           <w:rPr>
             <w:rStyle w:val="Hyperlink"/>
@@ -7450,8 +7603,8 @@
         <w:t xml:space="preserve">.</w:t>
       </w:r>
     </w:p>
-    <w:bookmarkEnd w:id="105"/>
-    <w:bookmarkStart w:id="107" w:name="ref-bruce1986understanding"/>
+    <w:bookmarkEnd w:id="109"/>
+    <w:bookmarkStart w:id="111" w:name="ref-bruce1986understanding"/>
     <w:p>
       <w:pPr>
         <w:pStyle w:val="Bibliography"/>
@@ -7484,7 +7637,7 @@
       <w:r>
         <w:t xml:space="preserve"> </w:t>
       </w:r>
-      <w:hyperlink r:id="rId106">
+      <w:hyperlink r:id="rId110">
         <w:r>
           <w:rPr>
             <w:rStyle w:val="Hyperlink"/>
@@ -7496,8 +7649,8 @@
         <w:t xml:space="preserve">.</w:t>
       </w:r>
     </w:p>
-    <w:bookmarkEnd w:id="107"/>
-    <w:bookmarkStart w:id="109" w:name="ref-brms"/>
+    <w:bookmarkEnd w:id="111"/>
+    <w:bookmarkStart w:id="113" w:name="ref-brms"/>
     <w:p>
       <w:pPr>
         <w:pStyle w:val="Bibliography"/>
@@ -7598,7 +7751,7 @@
       <w:r>
         <w:t xml:space="preserve"> </w:t>
       </w:r>
-      <w:hyperlink r:id="rId108">
+      <w:hyperlink r:id="rId112">
         <w:r>
           <w:rPr>
             <w:rStyle w:val="Hyperlink"/>
@@ -7610,8 +7763,8 @@
         <w:t xml:space="preserve">.</w:t>
       </w:r>
     </w:p>
-    <w:bookmarkEnd w:id="109"/>
-    <w:bookmarkStart w:id="111" w:name="ref-burtonGlasgowFaceMatching2010"/>
+    <w:bookmarkEnd w:id="113"/>
+    <w:bookmarkStart w:id="115" w:name="ref-burtonGlasgowFaceMatching2010"/>
     <w:p>
       <w:pPr>
         <w:pStyle w:val="Bibliography"/>
@@ -7644,7 +7797,7 @@
       <w:r>
         <w:t xml:space="preserve"> </w:t>
       </w:r>
-      <w:hyperlink r:id="rId110">
+      <w:hyperlink r:id="rId114">
         <w:r>
           <w:rPr>
             <w:rStyle w:val="Hyperlink"/>
@@ -7656,8 +7809,8 @@
         <w:t xml:space="preserve">.</w:t>
       </w:r>
     </w:p>
-    <w:bookmarkEnd w:id="111"/>
-    <w:bookmarkStart w:id="113" w:name="ref-cabezaFeaturesAreAlso2000"/>
+    <w:bookmarkEnd w:id="115"/>
+    <w:bookmarkStart w:id="117" w:name="ref-cabezaFeaturesAreAlso2000"/>
     <w:p>
       <w:pPr>
         <w:pStyle w:val="Bibliography"/>
@@ -7690,7 +7843,7 @@
       <w:r>
         <w:t xml:space="preserve"> </w:t>
       </w:r>
-      <w:hyperlink r:id="rId112">
+      <w:hyperlink r:id="rId116">
         <w:r>
           <w:rPr>
             <w:rStyle w:val="Hyperlink"/>
@@ -7702,8 +7855,72 @@
         <w:t xml:space="preserve">.</w:t>
       </w:r>
     </w:p>
-    <w:bookmarkEnd w:id="113"/>
-    <w:bookmarkStart w:id="115" w:name="ref-cummingNewStatisticsWhy2014"/>
+    <w:bookmarkEnd w:id="117"/>
+    <w:bookmarkStart w:id="119" w:name="ref-choItemResponseTheory2015"/>
+    <w:p>
+      <w:pPr>
+        <w:pStyle w:val="Bibliography"/>
+      </w:pPr>
+      <w:r>
+        <w:t xml:space="preserve">Cho, Sun-Joo, Jeremy Wilmer, Grit Herzmann, et al. 2015.</w:t>
+      </w:r>
+      <w:r>
+        <w:t xml:space="preserve"> </w:t>
+      </w:r>
+      <w:r>
+        <w:t xml:space="preserve">“Item Response Theory Analyses of the</w:t>
+      </w:r>
+      <w:r>
+        <w:t xml:space="preserve"> </w:t>
+      </w:r>
+      <w:r>
+        <w:t xml:space="preserve">Cambridge Face Memory Test</w:t>
+      </w:r>
+      <w:r>
+        <w:t xml:space="preserve"> </w:t>
+      </w:r>
+      <w:r>
+        <w:t xml:space="preserve">(</w:t>
+      </w:r>
+      <w:r>
+        <w:t xml:space="preserve">CFMT</w:t>
+      </w:r>
+      <w:r>
+        <w:t xml:space="preserve">).”</w:t>
+      </w:r>
+      <w:r>
+        <w:t xml:space="preserve"> </w:t>
+      </w:r>
+      <w:r>
+        <w:rPr>
+          <w:i/>
+          <w:iCs/>
+        </w:rPr>
+        <w:t xml:space="preserve">Psychological Assessment</w:t>
+      </w:r>
+      <w:r>
+        <w:t xml:space="preserve"> </w:t>
+      </w:r>
+      <w:r>
+        <w:t xml:space="preserve">27 (2): 552–66.</w:t>
+      </w:r>
+      <w:r>
+        <w:t xml:space="preserve"> </w:t>
+      </w:r>
+      <w:hyperlink r:id="rId118">
+        <w:r>
+          <w:rPr>
+            <w:rStyle w:val="Hyperlink"/>
+          </w:rPr>
+          <w:t xml:space="preserve">https://doi.org/10.1037/pas0000068</w:t>
+        </w:r>
+      </w:hyperlink>
+      <w:r>
+        <w:t xml:space="preserve">.</w:t>
+      </w:r>
+    </w:p>
+    <w:bookmarkEnd w:id="119"/>
+    <w:bookmarkStart w:id="121" w:name="ref-cummingNewStatisticsWhy2014"/>
     <w:p>
       <w:pPr>
         <w:pStyle w:val="Bibliography"/>
@@ -7736,7 +7953,7 @@
       <w:r>
         <w:t xml:space="preserve"> </w:t>
       </w:r>
-      <w:hyperlink r:id="rId114">
+      <w:hyperlink r:id="rId120">
         <w:r>
           <w:rPr>
             <w:rStyle w:val="Hyperlink"/>
@@ -7748,8 +7965,8 @@
         <w:t xml:space="preserve">.</w:t>
       </w:r>
     </w:p>
-    <w:bookmarkEnd w:id="115"/>
-    <w:bookmarkStart w:id="117" w:name="ref-webmorph"/>
+    <w:bookmarkEnd w:id="121"/>
+    <w:bookmarkStart w:id="123" w:name="ref-webmorph"/>
     <w:p>
       <w:pPr>
         <w:pStyle w:val="Bibliography"/>
@@ -7773,7 +7990,7 @@
       <w:r>
         <w:t xml:space="preserve"> </w:t>
       </w:r>
-      <w:hyperlink r:id="rId116">
+      <w:hyperlink r:id="rId122">
         <w:r>
           <w:rPr>
             <w:rStyle w:val="Hyperlink"/>
@@ -7785,8 +8002,44 @@
         <w:t xml:space="preserve">.</w:t>
       </w:r>
     </w:p>
-    <w:bookmarkEnd w:id="117"/>
-    <w:bookmarkStart w:id="119" w:name="ref-dennettFaceAftereffectsPredict2012"/>
+    <w:bookmarkEnd w:id="123"/>
+    <w:bookmarkStart w:id="125" w:name="ref-debruinefacelab2017"/>
+    <w:p>
+      <w:pPr>
+        <w:pStyle w:val="Bibliography"/>
+      </w:pPr>
+      <w:r>
+        <w:t xml:space="preserve">DeBruine, Lisa, and Benedict Jones. 2017.</w:t>
+      </w:r>
+      <w:r>
+        <w:t xml:space="preserve"> </w:t>
+      </w:r>
+      <w:r>
+        <w:t xml:space="preserve">“Face Research Lab London Set.”</w:t>
+      </w:r>
+      <w:r>
+        <w:t xml:space="preserve"> </w:t>
+      </w:r>
+      <w:r>
+        <w:t xml:space="preserve">Version 5. Figshare.</w:t>
+      </w:r>
+      <w:r>
+        <w:t xml:space="preserve"> </w:t>
+      </w:r>
+      <w:hyperlink r:id="rId124">
+        <w:r>
+          <w:rPr>
+            <w:rStyle w:val="Hyperlink"/>
+          </w:rPr>
+          <w:t xml:space="preserve">https://doi.org/10.6084/m9.figshare.5047666.v5</w:t>
+        </w:r>
+      </w:hyperlink>
+      <w:r>
+        <w:t xml:space="preserve">.</w:t>
+      </w:r>
+    </w:p>
+    <w:bookmarkEnd w:id="125"/>
+    <w:bookmarkStart w:id="127" w:name="ref-dennettFaceAftereffectsPredict2012"/>
     <w:p>
       <w:pPr>
         <w:pStyle w:val="Bibliography"/>
@@ -7819,7 +8072,7 @@
       <w:r>
         <w:t xml:space="preserve"> </w:t>
       </w:r>
-      <w:hyperlink r:id="rId118">
+      <w:hyperlink r:id="rId126">
         <w:r>
           <w:rPr>
             <w:rStyle w:val="Hyperlink"/>
@@ -7831,8 +8084,8 @@
         <w:t xml:space="preserve">.</w:t>
       </w:r>
     </w:p>
-    <w:bookmarkEnd w:id="119"/>
-    <w:bookmarkStart w:id="121" w:name="ref-dennettCambridgeCarMemory2012"/>
+    <w:bookmarkEnd w:id="127"/>
+    <w:bookmarkStart w:id="129" w:name="ref-dennettCambridgeCarMemory2012"/>
     <w:p>
       <w:pPr>
         <w:pStyle w:val="Bibliography"/>
@@ -7865,7 +8118,7 @@
       <w:r>
         <w:t xml:space="preserve"> </w:t>
       </w:r>
-      <w:hyperlink r:id="rId120">
+      <w:hyperlink r:id="rId128">
         <w:r>
           <w:rPr>
             <w:rStyle w:val="Hyperlink"/>
@@ -7877,8 +8130,8 @@
         <w:t xml:space="preserve">.</w:t>
       </w:r>
     </w:p>
-    <w:bookmarkEnd w:id="121"/>
-    <w:bookmarkStart w:id="123" w:name="ref-dobelProsopagnosiaApparentCause2007"/>
+    <w:bookmarkEnd w:id="129"/>
+    <w:bookmarkStart w:id="131" w:name="ref-dobelProsopagnosiaApparentCause2007"/>
     <w:p>
       <w:pPr>
         <w:pStyle w:val="Bibliography"/>
@@ -7911,7 +8164,7 @@
       <w:r>
         <w:t xml:space="preserve"> </w:t>
       </w:r>
-      <w:hyperlink r:id="rId122">
+      <w:hyperlink r:id="rId130">
         <w:r>
           <w:rPr>
             <w:rStyle w:val="Hyperlink"/>
@@ -7923,8 +8176,8 @@
         <w:t xml:space="preserve">.</w:t>
       </w:r>
     </w:p>
-    <w:bookmarkEnd w:id="123"/>
-    <w:bookmarkStart w:id="125" w:name="ref-donkinGettingMoreAccuracy2009"/>
+    <w:bookmarkEnd w:id="131"/>
+    <w:bookmarkStart w:id="133" w:name="ref-donkinGettingMoreAccuracy2009"/>
     <w:p>
       <w:pPr>
         <w:pStyle w:val="Bibliography"/>
@@ -7957,7 +8210,7 @@
       <w:r>
         <w:t xml:space="preserve"> </w:t>
       </w:r>
-      <w:hyperlink r:id="rId124">
+      <w:hyperlink r:id="rId132">
         <w:r>
           <w:rPr>
             <w:rStyle w:val="Hyperlink"/>
@@ -7969,8 +8222,8 @@
         <w:t xml:space="preserve">.</w:t>
       </w:r>
     </w:p>
-    <w:bookmarkEnd w:id="125"/>
-    <w:bookmarkStart w:id="127" w:name="ref-dowsettUnfamiliarFaceMatching2015"/>
+    <w:bookmarkEnd w:id="133"/>
+    <w:bookmarkStart w:id="135" w:name="ref-dowsettUnfamiliarFaceMatching2015"/>
     <w:p>
       <w:pPr>
         <w:pStyle w:val="Bibliography"/>
@@ -8003,7 +8256,7 @@
       <w:r>
         <w:t xml:space="preserve"> </w:t>
       </w:r>
-      <w:hyperlink r:id="rId126">
+      <w:hyperlink r:id="rId134">
         <w:r>
           <w:rPr>
             <w:rStyle w:val="Hyperlink"/>
@@ -8015,8 +8268,8 @@
         <w:t xml:space="preserve">.</w:t>
       </w:r>
     </w:p>
-    <w:bookmarkEnd w:id="127"/>
-    <w:bookmarkStart w:id="129" w:name="ref-duchaineCambridgeFaceMemory2006"/>
+    <w:bookmarkEnd w:id="135"/>
+    <w:bookmarkStart w:id="137" w:name="ref-duchaineCambridgeFaceMemory2006"/>
     <w:p>
       <w:pPr>
         <w:pStyle w:val="Bibliography"/>
@@ -8049,7 +8302,7 @@
       <w:r>
         <w:t xml:space="preserve"> </w:t>
       </w:r>
-      <w:hyperlink r:id="rId128">
+      <w:hyperlink r:id="rId136">
         <w:r>
           <w:rPr>
             <w:rStyle w:val="Hyperlink"/>
@@ -8061,8 +8314,8 @@
         <w:t xml:space="preserve">.</w:t>
       </w:r>
     </w:p>
-    <w:bookmarkEnd w:id="129"/>
-    <w:bookmarkStart w:id="131" w:name="ref-dutilh2011task"/>
+    <w:bookmarkEnd w:id="137"/>
+    <w:bookmarkStart w:id="139" w:name="ref-dutilh2011task"/>
     <w:p>
       <w:pPr>
         <w:pStyle w:val="Bibliography"/>
@@ -8095,7 +8348,7 @@
       <w:r>
         <w:t xml:space="preserve"> </w:t>
       </w:r>
-      <w:hyperlink r:id="rId130">
+      <w:hyperlink r:id="rId138">
         <w:r>
           <w:rPr>
             <w:rStyle w:val="Hyperlink"/>
@@ -8107,8 +8360,8 @@
         <w:t xml:space="preserve">.</w:t>
       </w:r>
     </w:p>
-    <w:bookmarkEnd w:id="131"/>
-    <w:bookmarkStart w:id="133" w:name="ref-dutilh2009diffusion"/>
+    <w:bookmarkEnd w:id="139"/>
+    <w:bookmarkStart w:id="141" w:name="ref-dutilh2009diffusion"/>
     <w:p>
       <w:pPr>
         <w:pStyle w:val="Bibliography"/>
@@ -8141,7 +8394,7 @@
       <w:r>
         <w:t xml:space="preserve"> </w:t>
       </w:r>
-      <w:hyperlink r:id="rId132">
+      <w:hyperlink r:id="rId140">
         <w:r>
           <w:rPr>
             <w:rStyle w:val="Hyperlink"/>
@@ -8153,8 +8406,8 @@
         <w:t xml:space="preserve">.</w:t>
       </w:r>
     </w:p>
-    <w:bookmarkEnd w:id="133"/>
-    <w:bookmarkStart w:id="135" w:name="ref-evans2019evidence"/>
+    <w:bookmarkEnd w:id="141"/>
+    <w:bookmarkStart w:id="143" w:name="ref-evans2019evidence"/>
     <w:p>
       <w:pPr>
         <w:pStyle w:val="Bibliography"/>
@@ -8184,7 +8437,7 @@
       <w:r>
         <w:t xml:space="preserve"> </w:t>
       </w:r>
-      <w:hyperlink r:id="rId134">
+      <w:hyperlink r:id="rId142">
         <w:r>
           <w:rPr>
             <w:rStyle w:val="Hyperlink"/>
@@ -8196,8 +8449,8 @@
         <w:t xml:space="preserve">.</w:t>
       </w:r>
     </w:p>
-    <w:bookmarkEnd w:id="135"/>
-    <w:bookmarkStart w:id="137" w:name="ref-flemingNeuralMediatorsChanges2018"/>
+    <w:bookmarkEnd w:id="143"/>
+    <w:bookmarkStart w:id="145" w:name="ref-flemingNeuralMediatorsChanges2018"/>
     <w:p>
       <w:pPr>
         <w:pStyle w:val="Bibliography"/>
@@ -8230,7 +8483,7 @@
       <w:r>
         <w:t xml:space="preserve"> </w:t>
       </w:r>
-      <w:hyperlink r:id="rId136">
+      <w:hyperlink r:id="rId144">
         <w:r>
           <w:rPr>
             <w:rStyle w:val="Hyperlink"/>
@@ -8242,8 +8495,8 @@
         <w:t xml:space="preserve">.</w:t>
       </w:r>
     </w:p>
-    <w:bookmarkEnd w:id="137"/>
-    <w:bookmarkStart w:id="139" w:name="X155ad0b02b8ed6bdf470674e9c3a2b9a0c2b061"/>
+    <w:bookmarkEnd w:id="145"/>
+    <w:bookmarkStart w:id="147" w:name="X155ad0b02b8ed6bdf470674e9c3a2b9a0c2b061"/>
     <w:p>
       <w:pPr>
         <w:pStyle w:val="Bibliography"/>
@@ -8276,7 +8529,7 @@
       <w:r>
         <w:t xml:space="preserve"> </w:t>
       </w:r>
-      <w:hyperlink r:id="rId138">
+      <w:hyperlink r:id="rId146">
         <w:r>
           <w:rPr>
             <w:rStyle w:val="Hyperlink"/>
@@ -8288,8 +8541,8 @@
         <w:t xml:space="preserve">.</w:t>
       </w:r>
     </w:p>
-    <w:bookmarkEnd w:id="139"/>
-    <w:bookmarkStart w:id="141" w:name="ref-fournier2026familiarity"/>
+    <w:bookmarkEnd w:id="147"/>
+    <w:bookmarkStart w:id="149" w:name="ref-fournier2026familiarity"/>
     <w:p>
       <w:pPr>
         <w:pStyle w:val="Bibliography"/>
@@ -8319,7 +8572,7 @@
       <w:r>
         <w:t xml:space="preserve"> </w:t>
       </w:r>
-      <w:hyperlink r:id="rId140">
+      <w:hyperlink r:id="rId148">
         <w:r>
           <w:rPr>
             <w:rStyle w:val="Hyperlink"/>
@@ -8331,8 +8584,8 @@
         <w:t xml:space="preserve">.</w:t>
       </w:r>
     </w:p>
-    <w:bookmarkEnd w:id="141"/>
-    <w:bookmarkStart w:id="143" w:name="X0f41da246442f3bfeff5f45b12ab8a297676005"/>
+    <w:bookmarkEnd w:id="149"/>
+    <w:bookmarkStart w:id="151" w:name="X0f41da246442f3bfeff5f45b12ab8a297676005"/>
     <w:p>
       <w:pPr>
         <w:pStyle w:val="Bibliography"/>
@@ -8365,7 +8618,7 @@
       <w:r>
         <w:t xml:space="preserve"> </w:t>
       </w:r>
-      <w:hyperlink r:id="rId142">
+      <w:hyperlink r:id="rId150">
         <w:r>
           <w:rPr>
             <w:rStyle w:val="Hyperlink"/>
@@ -8377,8 +8630,63 @@
         <w:t xml:space="preserve">.</w:t>
       </w:r>
     </w:p>
-    <w:bookmarkEnd w:id="143"/>
-    <w:bookmarkStart w:id="145" w:name="X94621933a4f3c7e4f99d8b1c58cab14164e6faa"/>
+    <w:bookmarkEnd w:id="151"/>
+    <w:bookmarkStart w:id="153" w:name="ref-grayEvaluatingObjectRecognition2019"/>
+    <w:p>
+      <w:pPr>
+        <w:pStyle w:val="Bibliography"/>
+      </w:pPr>
+      <w:r>
+        <w:t xml:space="preserve">Gray, Katie L. H., Federica Biotti, and Richard Cook. 2019.</w:t>
+      </w:r>
+      <w:r>
+        <w:t xml:space="preserve"> </w:t>
+      </w:r>
+      <w:r>
+        <w:t xml:space="preserve">“Evaluating Object Recognition Ability in Developmental Prosopagnosia Using the</w:t>
+      </w:r>
+      <w:r>
+        <w:t xml:space="preserve"> </w:t>
+      </w:r>
+      <w:r>
+        <w:t xml:space="preserve">Cambridge Car Memory Test</w:t>
+      </w:r>
+      <w:r>
+        <w:t xml:space="preserve">.”</w:t>
+      </w:r>
+      <w:r>
+        <w:t xml:space="preserve"> </w:t>
+      </w:r>
+      <w:r>
+        <w:rPr>
+          <w:i/>
+          <w:iCs/>
+        </w:rPr>
+        <w:t xml:space="preserve">Cognitive Neuropsychology</w:t>
+      </w:r>
+      <w:r>
+        <w:t xml:space="preserve"> </w:t>
+      </w:r>
+      <w:r>
+        <w:t xml:space="preserve">36 (1–2): 89–96.</w:t>
+      </w:r>
+      <w:r>
+        <w:t xml:space="preserve"> </w:t>
+      </w:r>
+      <w:hyperlink r:id="rId152">
+        <w:r>
+          <w:rPr>
+            <w:rStyle w:val="Hyperlink"/>
+          </w:rPr>
+          <w:t xml:space="preserve">https://doi.org/10.1080/02643294.2019.1604503</w:t>
+        </w:r>
+      </w:hyperlink>
+      <w:r>
+        <w:t xml:space="preserve">.</w:t>
+      </w:r>
+    </w:p>
+    <w:bookmarkEnd w:id="153"/>
+    <w:bookmarkStart w:id="155" w:name="X94621933a4f3c7e4f99d8b1c58cab14164e6faa"/>
     <w:p>
       <w:pPr>
         <w:pStyle w:val="Bibliography"/>
@@ -8402,7 +8710,7 @@
       <w:r>
         <w:t xml:space="preserve"> </w:t>
       </w:r>
-      <w:hyperlink r:id="rId144">
+      <w:hyperlink r:id="rId154">
         <w:r>
           <w:rPr>
             <w:rStyle w:val="Hyperlink"/>
@@ -8414,8 +8722,8 @@
         <w:t xml:space="preserve">.</w:t>
       </w:r>
     </w:p>
-    <w:bookmarkEnd w:id="145"/>
-    <w:bookmarkStart w:id="147" w:name="ref-kruschkeBayesianDataAnalysis2018"/>
+    <w:bookmarkEnd w:id="155"/>
+    <w:bookmarkStart w:id="157" w:name="ref-kruschkeBayesianDataAnalysis2018"/>
     <w:p>
       <w:pPr>
         <w:pStyle w:val="Bibliography"/>
@@ -8448,7 +8756,7 @@
       <w:r>
         <w:t xml:space="preserve"> </w:t>
       </w:r>
-      <w:hyperlink r:id="rId146">
+      <w:hyperlink r:id="rId156">
         <w:r>
           <w:rPr>
             <w:rStyle w:val="Hyperlink"/>
@@ -8460,8 +8768,8 @@
         <w:t xml:space="preserve">.</w:t>
       </w:r>
     </w:p>
-    <w:bookmarkEnd w:id="147"/>
-    <w:bookmarkStart w:id="149" w:name="ref-lercheHowManyTrials2017"/>
+    <w:bookmarkEnd w:id="157"/>
+    <w:bookmarkStart w:id="159" w:name="ref-lercheHowManyTrials2017"/>
     <w:p>
       <w:pPr>
         <w:pStyle w:val="Bibliography"/>
@@ -8494,7 +8802,7 @@
       <w:r>
         <w:t xml:space="preserve"> </w:t>
       </w:r>
-      <w:hyperlink r:id="rId148">
+      <w:hyperlink r:id="rId158">
         <w:r>
           <w:rPr>
             <w:rStyle w:val="Hyperlink"/>
@@ -8506,8 +8814,8 @@
         <w:t xml:space="preserve">.</w:t>
       </w:r>
     </w:p>
-    <w:bookmarkEnd w:id="149"/>
-    <w:bookmarkStart w:id="151" w:name="X12c33f143e416783d128dfd0c531a85b18ff1d9"/>
+    <w:bookmarkEnd w:id="159"/>
+    <w:bookmarkStart w:id="161" w:name="X12c33f143e416783d128dfd0c531a85b18ff1d9"/>
     <w:p>
       <w:pPr>
         <w:pStyle w:val="Bibliography"/>
@@ -8543,7 +8851,7 @@
       <w:r>
         <w:t xml:space="preserve"> </w:t>
       </w:r>
-      <w:hyperlink r:id="rId150">
+      <w:hyperlink r:id="rId160">
         <w:r>
           <w:rPr>
             <w:rStyle w:val="Hyperlink"/>
@@ -8555,8 +8863,8 @@
         <w:t xml:space="preserve">.</w:t>
       </w:r>
     </w:p>
-    <w:bookmarkEnd w:id="151"/>
-    <w:bookmarkStart w:id="153" w:name="X364e921b4ec7db27ab54f6495943562f53a1ac5"/>
+    <w:bookmarkEnd w:id="161"/>
+    <w:bookmarkStart w:id="163" w:name="X364e921b4ec7db27ab54f6495943562f53a1ac5"/>
     <w:p>
       <w:pPr>
         <w:pStyle w:val="Bibliography"/>
@@ -8589,7 +8897,7 @@
       <w:r>
         <w:t xml:space="preserve"> </w:t>
       </w:r>
-      <w:hyperlink r:id="rId152">
+      <w:hyperlink r:id="rId162">
         <w:r>
           <w:rPr>
             <w:rStyle w:val="Hyperlink"/>
@@ -8601,8 +8909,8 @@
         <w:t xml:space="preserve">.</w:t>
       </w:r>
     </w:p>
-    <w:bookmarkEnd w:id="153"/>
-    <w:bookmarkStart w:id="155" w:name="Xee8eb84ccdd0459cd89aeb3347a0acbf374866f"/>
+    <w:bookmarkEnd w:id="163"/>
+    <w:bookmarkStart w:id="165" w:name="Xee8eb84ccdd0459cd89aeb3347a0acbf374866f"/>
     <w:p>
       <w:pPr>
         <w:pStyle w:val="Bibliography"/>
@@ -8644,7 +8952,7 @@
       <w:r>
         <w:t xml:space="preserve"> </w:t>
       </w:r>
-      <w:hyperlink r:id="rId154">
+      <w:hyperlink r:id="rId164">
         <w:r>
           <w:rPr>
             <w:rStyle w:val="Hyperlink"/>
@@ -8656,8 +8964,8 @@
         <w:t xml:space="preserve">.</w:t>
       </w:r>
     </w:p>
-    <w:bookmarkEnd w:id="155"/>
-    <w:bookmarkStart w:id="157" w:name="Xfecf777840125aebc84cf7d8100782c92e2aaf8"/>
+    <w:bookmarkEnd w:id="165"/>
+    <w:bookmarkStart w:id="167" w:name="Xfecf777840125aebc84cf7d8100782c92e2aaf8"/>
     <w:p>
       <w:pPr>
         <w:pStyle w:val="Bibliography"/>
@@ -8690,7 +8998,7 @@
       <w:r>
         <w:t xml:space="preserve"> </w:t>
       </w:r>
-      <w:hyperlink r:id="rId156">
+      <w:hyperlink r:id="rId166">
         <w:r>
           <w:rPr>
             <w:rStyle w:val="Hyperlink"/>
@@ -8702,8 +9010,8 @@
         <w:t xml:space="preserve">.</w:t>
       </w:r>
     </w:p>
-    <w:bookmarkEnd w:id="157"/>
-    <w:bookmarkStart w:id="159" w:name="ref-lyFlexibleEfficientHierarchical2017"/>
+    <w:bookmarkEnd w:id="167"/>
+    <w:bookmarkStart w:id="169" w:name="ref-lyFlexibleEfficientHierarchical2017"/>
     <w:p>
       <w:pPr>
         <w:pStyle w:val="Bibliography"/>
@@ -8739,7 +9047,7 @@
       <w:r>
         <w:t xml:space="preserve"> </w:t>
       </w:r>
-      <w:hyperlink r:id="rId158">
+      <w:hyperlink r:id="rId168">
         <w:r>
           <w:rPr>
             <w:rStyle w:val="Hyperlink"/>
@@ -8751,8 +9059,8 @@
         <w:t xml:space="preserve">.</w:t>
       </w:r>
     </w:p>
-    <w:bookmarkEnd w:id="159"/>
-    <w:bookmarkStart w:id="161" w:name="ref-madoleRoleObjectParts1995"/>
+    <w:bookmarkEnd w:id="169"/>
+    <w:bookmarkStart w:id="171" w:name="ref-madoleRoleObjectParts1995"/>
     <w:p>
       <w:pPr>
         <w:pStyle w:val="Bibliography"/>
@@ -8785,7 +9093,7 @@
       <w:r>
         <w:t xml:space="preserve"> </w:t>
       </w:r>
-      <w:hyperlink r:id="rId160">
+      <w:hyperlink r:id="rId170">
         <w:r>
           <w:rPr>
             <w:rStyle w:val="Hyperlink"/>
@@ -8797,8 +9105,8 @@
         <w:t xml:space="preserve">.</w:t>
       </w:r>
     </w:p>
-    <w:bookmarkEnd w:id="161"/>
-    <w:bookmarkStart w:id="163" w:name="X1efc7fd8570db51349887989b15006720b9e7ec"/>
+    <w:bookmarkEnd w:id="171"/>
+    <w:bookmarkStart w:id="173" w:name="X1efc7fd8570db51349887989b15006720b9e7ec"/>
     <w:p>
       <w:pPr>
         <w:pStyle w:val="Bibliography"/>
@@ -8831,7 +9139,7 @@
       <w:r>
         <w:t xml:space="preserve"> </w:t>
       </w:r>
-      <w:hyperlink r:id="rId162">
+      <w:hyperlink r:id="rId172">
         <w:r>
           <w:rPr>
             <w:rStyle w:val="Hyperlink"/>
@@ -8843,8 +9151,8 @@
         <w:t xml:space="preserve">.</w:t>
       </w:r>
     </w:p>
-    <w:bookmarkEnd w:id="163"/>
-    <w:bookmarkStart w:id="165" w:name="X6e0b4f19c532138040331e05620ecdf325452b6"/>
+    <w:bookmarkEnd w:id="173"/>
+    <w:bookmarkStart w:id="175" w:name="X6e0b4f19c532138040331e05620ecdf325452b6"/>
     <w:p>
       <w:pPr>
         <w:pStyle w:val="Bibliography"/>
@@ -8877,7 +9185,7 @@
       <w:r>
         <w:t xml:space="preserve"> </w:t>
       </w:r>
-      <w:hyperlink r:id="rId164">
+      <w:hyperlink r:id="rId174">
         <w:r>
           <w:rPr>
             <w:rStyle w:val="Hyperlink"/>
@@ -8889,8 +9197,8 @@
         <w:t xml:space="preserve">.</w:t>
       </w:r>
     </w:p>
-    <w:bookmarkEnd w:id="165"/>
-    <w:bookmarkStart w:id="167" w:name="Xd291082069468dd06d3e48a212c6a46296aa17c"/>
+    <w:bookmarkEnd w:id="175"/>
+    <w:bookmarkStart w:id="177" w:name="Xd291082069468dd06d3e48a212c6a46296aa17c"/>
     <w:p>
       <w:pPr>
         <w:pStyle w:val="Bibliography"/>
@@ -8923,7 +9231,7 @@
       <w:r>
         <w:t xml:space="preserve"> </w:t>
       </w:r>
-      <w:hyperlink r:id="rId166">
+      <w:hyperlink r:id="rId176">
         <w:r>
           <w:rPr>
             <w:rStyle w:val="Hyperlink"/>
@@ -8935,8 +9243,8 @@
         <w:t xml:space="preserve">.</w:t>
       </w:r>
     </w:p>
-    <w:bookmarkEnd w:id="167"/>
-    <w:bookmarkStart w:id="169" w:name="Xbfcaea294babdc460b333c9d07e0539b78ceb25"/>
+    <w:bookmarkEnd w:id="177"/>
+    <w:bookmarkStart w:id="179" w:name="Xbfcaea294babdc460b333c9d07e0539b78ceb25"/>
     <w:p>
       <w:pPr>
         <w:pStyle w:val="Bibliography"/>
@@ -8969,7 +9277,7 @@
       <w:r>
         <w:t xml:space="preserve"> </w:t>
       </w:r>
-      <w:hyperlink r:id="rId168">
+      <w:hyperlink r:id="rId178">
         <w:r>
           <w:rPr>
             <w:rStyle w:val="Hyperlink"/>
@@ -8981,8 +9289,8 @@
         <w:t xml:space="preserve">.</w:t>
       </w:r>
     </w:p>
-    <w:bookmarkEnd w:id="169"/>
-    <w:bookmarkStart w:id="171" w:name="ref-mcelreath2018statistical"/>
+    <w:bookmarkEnd w:id="179"/>
+    <w:bookmarkStart w:id="181" w:name="ref-mcelreath2018statistical"/>
     <w:p>
       <w:pPr>
         <w:pStyle w:val="Bibliography"/>
@@ -9076,7 +9384,7 @@
       <w:r>
         <w:t xml:space="preserve"> </w:t>
       </w:r>
-      <w:hyperlink r:id="rId170">
+      <w:hyperlink r:id="rId180">
         <w:r>
           <w:rPr>
             <w:rStyle w:val="Hyperlink"/>
@@ -9088,8 +9396,63 @@
         <w:t xml:space="preserve">.</w:t>
       </w:r>
     </w:p>
-    <w:bookmarkEnd w:id="171"/>
-    <w:bookmarkStart w:id="172" w:name="ref-myers2006experimental"/>
+    <w:bookmarkEnd w:id="181"/>
+    <w:bookmarkStart w:id="183" w:name="X828093af767943670278f0cb72566a110e96f49"/>
+    <w:p>
+      <w:pPr>
+        <w:pStyle w:val="Bibliography"/>
+      </w:pPr>
+      <w:r>
+        <w:t xml:space="preserve">Murray, Ebony, and Sarah Bate. 2020.</w:t>
+      </w:r>
+      <w:r>
+        <w:t xml:space="preserve"> </w:t>
+      </w:r>
+      <w:r>
+        <w:t xml:space="preserve">“Diagnosing Developmental Prosopagnosia: Repeat Assessment Using the</w:t>
+      </w:r>
+      <w:r>
+        <w:t xml:space="preserve"> </w:t>
+      </w:r>
+      <w:r>
+        <w:t xml:space="preserve">Cambridge Face Memory Test</w:t>
+      </w:r>
+      <w:r>
+        <w:t xml:space="preserve">.”</w:t>
+      </w:r>
+      <w:r>
+        <w:t xml:space="preserve"> </w:t>
+      </w:r>
+      <w:r>
+        <w:rPr>
+          <w:i/>
+          <w:iCs/>
+        </w:rPr>
+        <w:t xml:space="preserve">Royal Society Open Science</w:t>
+      </w:r>
+      <w:r>
+        <w:t xml:space="preserve"> </w:t>
+      </w:r>
+      <w:r>
+        <w:t xml:space="preserve">7 (9): 200884.</w:t>
+      </w:r>
+      <w:r>
+        <w:t xml:space="preserve"> </w:t>
+      </w:r>
+      <w:hyperlink r:id="rId182">
+        <w:r>
+          <w:rPr>
+            <w:rStyle w:val="Hyperlink"/>
+          </w:rPr>
+          <w:t xml:space="preserve">https://doi.org/10.1098/rsos.200884</w:t>
+        </w:r>
+      </w:hyperlink>
+      <w:r>
+        <w:t xml:space="preserve">.</w:t>
+      </w:r>
+    </w:p>
+    <w:bookmarkEnd w:id="183"/>
+    <w:bookmarkStart w:id="184" w:name="ref-myers2006experimental"/>
     <w:p>
       <w:pPr>
         <w:pStyle w:val="Bibliography"/>
@@ -9111,8 +9474,8 @@
         <w:t xml:space="preserve">. 6th ed. Thomson Wadsworth.</w:t>
       </w:r>
     </w:p>
-    <w:bookmarkEnd w:id="172"/>
-    <w:bookmarkStart w:id="174" w:name="ref-myers2022practical"/>
+    <w:bookmarkEnd w:id="184"/>
+    <w:bookmarkStart w:id="186" w:name="ref-myers2022practical"/>
     <w:p>
       <w:pPr>
         <w:pStyle w:val="Bibliography"/>
@@ -9145,7 +9508,7 @@
       <w:r>
         <w:t xml:space="preserve"> </w:t>
       </w:r>
-      <w:hyperlink r:id="rId173">
+      <w:hyperlink r:id="rId185">
         <w:r>
           <w:rPr>
             <w:rStyle w:val="Hyperlink"/>
@@ -9157,8 +9520,8 @@
         <w:t xml:space="preserve">.</w:t>
       </w:r>
     </w:p>
-    <w:bookmarkEnd w:id="174"/>
-    <w:bookmarkStart w:id="176" w:name="ref-noyesFaceRecognitionAbility2018"/>
+    <w:bookmarkEnd w:id="186"/>
+    <w:bookmarkStart w:id="188" w:name="ref-noyesFaceRecognitionAbility2018"/>
     <w:p>
       <w:pPr>
         <w:pStyle w:val="Bibliography"/>
@@ -9191,7 +9554,7 @@
       <w:r>
         <w:t xml:space="preserve"> </w:t>
       </w:r>
-      <w:hyperlink r:id="rId175">
+      <w:hyperlink r:id="rId187">
         <w:r>
           <w:rPr>
             <w:rStyle w:val="Hyperlink"/>
@@ -9203,8 +9566,8 @@
         <w:t xml:space="preserve">.</w:t>
       </w:r>
     </w:p>
-    <w:bookmarkEnd w:id="176"/>
-    <w:bookmarkStart w:id="178" w:name="ref-parker2026evidence"/>
+    <w:bookmarkEnd w:id="188"/>
+    <w:bookmarkStart w:id="190" w:name="ref-parker2026evidence"/>
     <w:p>
       <w:pPr>
         <w:pStyle w:val="Bibliography"/>
@@ -9237,7 +9600,7 @@
       <w:r>
         <w:t xml:space="preserve"> </w:t>
       </w:r>
-      <w:hyperlink r:id="rId177">
+      <w:hyperlink r:id="rId189">
         <w:r>
           <w:rPr>
             <w:rStyle w:val="Hyperlink"/>
@@ -9249,8 +9612,8 @@
         <w:t xml:space="preserve">.</w:t>
       </w:r>
     </w:p>
-    <w:bookmarkEnd w:id="178"/>
-    <w:bookmarkStart w:id="180" w:name="ref-ratcliff2016diffusion"/>
+    <w:bookmarkEnd w:id="190"/>
+    <w:bookmarkStart w:id="192" w:name="ref-ratcliff2016diffusion"/>
     <w:p>
       <w:pPr>
         <w:pStyle w:val="Bibliography"/>
@@ -9283,7 +9646,7 @@
       <w:r>
         <w:t xml:space="preserve"> </w:t>
       </w:r>
-      <w:hyperlink r:id="rId179">
+      <w:hyperlink r:id="rId191">
         <w:r>
           <w:rPr>
             <w:rStyle w:val="Hyperlink"/>
@@ -9295,8 +9658,8 @@
         <w:t xml:space="preserve">.</w:t>
       </w:r>
     </w:p>
-    <w:bookmarkEnd w:id="180"/>
-    <w:bookmarkStart w:id="182" w:name="ref-reinhartz2023mechanisms"/>
+    <w:bookmarkEnd w:id="192"/>
+    <w:bookmarkStart w:id="194" w:name="ref-reinhartz2023mechanisms"/>
     <w:p>
       <w:pPr>
         <w:pStyle w:val="Bibliography"/>
@@ -9329,7 +9692,7 @@
       <w:r>
         <w:t xml:space="preserve"> </w:t>
       </w:r>
-      <w:hyperlink r:id="rId181">
+      <w:hyperlink r:id="rId193">
         <w:r>
           <w:rPr>
             <w:rStyle w:val="Hyperlink"/>
@@ -9341,8 +9704,8 @@
         <w:t xml:space="preserve">.</w:t>
       </w:r>
     </w:p>
-    <w:bookmarkEnd w:id="182"/>
-    <w:bookmarkStart w:id="184" w:name="ref-rhodes2014individual"/>
+    <w:bookmarkEnd w:id="194"/>
+    <w:bookmarkStart w:id="196" w:name="ref-rhodes2014individual"/>
     <w:p>
       <w:pPr>
         <w:pStyle w:val="Bibliography"/>
@@ -9375,7 +9738,7 @@
       <w:r>
         <w:t xml:space="preserve"> </w:t>
       </w:r>
-      <w:hyperlink r:id="rId183">
+      <w:hyperlink r:id="rId195">
         <w:r>
           <w:rPr>
             <w:rStyle w:val="Hyperlink"/>
@@ -9387,8 +9750,8 @@
         <w:t xml:space="preserve">.</w:t>
       </w:r>
     </w:p>
-    <w:bookmarkEnd w:id="184"/>
-    <w:bookmarkStart w:id="186" w:name="ref-richler2019individual"/>
+    <w:bookmarkEnd w:id="196"/>
+    <w:bookmarkStart w:id="198" w:name="ref-richler2019individual"/>
     <w:p>
       <w:pPr>
         <w:pStyle w:val="Bibliography"/>
@@ -9421,7 +9784,7 @@
       <w:r>
         <w:t xml:space="preserve"> </w:t>
       </w:r>
-      <w:hyperlink r:id="rId185">
+      <w:hyperlink r:id="rId197">
         <w:r>
           <w:rPr>
             <w:rStyle w:val="Hyperlink"/>
@@ -9433,8 +9796,8 @@
         <w:t xml:space="preserve">.</w:t>
       </w:r>
     </w:p>
-    <w:bookmarkEnd w:id="186"/>
-    <w:bookmarkStart w:id="187" w:name="X9fe6a6f80e23a5a50722ac5624fa1651c567c79"/>
+    <w:bookmarkEnd w:id="198"/>
+    <w:bookmarkStart w:id="199" w:name="X9fe6a6f80e23a5a50722ac5624fa1651c567c79"/>
     <w:p>
       <w:pPr>
         <w:pStyle w:val="Bibliography"/>
@@ -9467,7 +9830,7 @@
       <w:r>
         <w:t xml:space="preserve"> </w:t>
       </w:r>
-      <w:hyperlink r:id="rId185">
+      <w:hyperlink r:id="rId197">
         <w:r>
           <w:rPr>
             <w:rStyle w:val="Hyperlink"/>
@@ -9479,8 +9842,8 @@
         <w:t xml:space="preserve">.</w:t>
       </w:r>
     </w:p>
-    <w:bookmarkEnd w:id="187"/>
-    <w:bookmarkStart w:id="189" w:name="X7cdc7ff1decf24b7d9aabf7adb4c3eb2dafa3dd"/>
+    <w:bookmarkEnd w:id="199"/>
+    <w:bookmarkStart w:id="201" w:name="X7cdc7ff1decf24b7d9aabf7adb4c3eb2dafa3dd"/>
     <w:p>
       <w:pPr>
         <w:pStyle w:val="Bibliography"/>
@@ -9513,7 +9876,7 @@
       <w:r>
         <w:t xml:space="preserve"> </w:t>
       </w:r>
-      <w:hyperlink r:id="rId188">
+      <w:hyperlink r:id="rId200">
         <w:r>
           <w:rPr>
             <w:rStyle w:val="Hyperlink"/>
@@ -9525,8 +9888,8 @@
         <w:t xml:space="preserve">.</w:t>
       </w:r>
     </w:p>
-    <w:bookmarkEnd w:id="189"/>
-    <w:bookmarkStart w:id="191" w:name="Xe75dc92e832917d7b0a8bd8823c927a72b52b4e"/>
+    <w:bookmarkEnd w:id="201"/>
+    <w:bookmarkStart w:id="203" w:name="Xe75dc92e832917d7b0a8bd8823c927a72b52b4e"/>
     <w:p>
       <w:pPr>
         <w:pStyle w:val="Bibliography"/>
@@ -9562,7 +9925,7 @@
       <w:r>
         <w:t xml:space="preserve"> </w:t>
       </w:r>
-      <w:hyperlink r:id="rId190">
+      <w:hyperlink r:id="rId202">
         <w:r>
           <w:rPr>
             <w:rStyle w:val="Hyperlink"/>
@@ -9574,8 +9937,54 @@
         <w:t xml:space="preserve">.</w:t>
       </w:r>
     </w:p>
-    <w:bookmarkEnd w:id="191"/>
-    <w:bookmarkStart w:id="193" w:name="ref-simonsConstraintsGeneralityCOG2017"/>
+    <w:bookmarkEnd w:id="203"/>
+    <w:bookmarkStart w:id="205" w:name="ref-shakeshaftGeneticSpecificityFace2015"/>
+    <w:p>
+      <w:pPr>
+        <w:pStyle w:val="Bibliography"/>
+      </w:pPr>
+      <w:r>
+        <w:t xml:space="preserve">Shakeshaft, Nicholas G., and Robert Plomin. 2015.</w:t>
+      </w:r>
+      <w:r>
+        <w:t xml:space="preserve"> </w:t>
+      </w:r>
+      <w:r>
+        <w:t xml:space="preserve">“Genetic Specificity of Face Recognition.”</w:t>
+      </w:r>
+      <w:r>
+        <w:t xml:space="preserve"> </w:t>
+      </w:r>
+      <w:r>
+        <w:rPr>
+          <w:i/>
+          <w:iCs/>
+        </w:rPr>
+        <w:t xml:space="preserve">Proceedings of the National Academy of Sciences</w:t>
+      </w:r>
+      <w:r>
+        <w:t xml:space="preserve"> </w:t>
+      </w:r>
+      <w:r>
+        <w:t xml:space="preserve">112 (41): 12887–92.</w:t>
+      </w:r>
+      <w:r>
+        <w:t xml:space="preserve"> </w:t>
+      </w:r>
+      <w:hyperlink r:id="rId204">
+        <w:r>
+          <w:rPr>
+            <w:rStyle w:val="Hyperlink"/>
+          </w:rPr>
+          <w:t xml:space="preserve">https://doi.org/10.1073/pnas.1421881112</w:t>
+        </w:r>
+      </w:hyperlink>
+      <w:r>
+        <w:t xml:space="preserve">.</w:t>
+      </w:r>
+    </w:p>
+    <w:bookmarkEnd w:id="205"/>
+    <w:bookmarkStart w:id="207" w:name="ref-simonsConstraintsGeneralityCOG2017"/>
     <w:p>
       <w:pPr>
         <w:pStyle w:val="Bibliography"/>
@@ -9608,7 +10017,7 @@
       <w:r>
         <w:t xml:space="preserve"> </w:t>
       </w:r>
-      <w:hyperlink r:id="rId192">
+      <w:hyperlink r:id="rId206">
         <w:r>
           <w:rPr>
             <w:rStyle w:val="Hyperlink"/>
@@ -9620,8 +10029,8 @@
         <w:t xml:space="preserve">.</w:t>
       </w:r>
     </w:p>
-    <w:bookmarkEnd w:id="193"/>
-    <w:bookmarkStart w:id="195" w:name="ref-EMC2"/>
+    <w:bookmarkEnd w:id="207"/>
+    <w:bookmarkStart w:id="209" w:name="ref-EMC2"/>
     <w:p>
       <w:pPr>
         <w:pStyle w:val="Bibliography"/>
@@ -9645,7 +10054,7 @@
       <w:r>
         <w:t xml:space="preserve"> </w:t>
       </w:r>
-      <w:hyperlink r:id="rId194">
+      <w:hyperlink r:id="rId208">
         <w:r>
           <w:rPr>
             <w:rStyle w:val="Hyperlink"/>
@@ -9657,8 +10066,8 @@
         <w:t xml:space="preserve">.</w:t>
       </w:r>
     </w:p>
-    <w:bookmarkEnd w:id="195"/>
-    <w:bookmarkStart w:id="197" w:name="Xfd10cfe941a83b5af44e87339f1e1a46333d8a2"/>
+    <w:bookmarkEnd w:id="209"/>
+    <w:bookmarkStart w:id="211" w:name="Xfd10cfe941a83b5af44e87339f1e1a46333d8a2"/>
     <w:p>
       <w:pPr>
         <w:pStyle w:val="Bibliography"/>
@@ -9691,7 +10100,7 @@
       <w:r>
         <w:t xml:space="preserve"> </w:t>
       </w:r>
-      <w:hyperlink r:id="rId196">
+      <w:hyperlink r:id="rId210">
         <w:r>
           <w:rPr>
             <w:rStyle w:val="Hyperlink"/>
@@ -9703,8 +10112,8 @@
         <w:t xml:space="preserve">.</w:t>
       </w:r>
     </w:p>
-    <w:bookmarkEnd w:id="197"/>
-    <w:bookmarkStart w:id="199" w:name="ref-tverskyObjectsPartsCategories1984"/>
+    <w:bookmarkEnd w:id="211"/>
+    <w:bookmarkStart w:id="213" w:name="ref-tverskyObjectsPartsCategories1984"/>
     <w:p>
       <w:pPr>
         <w:pStyle w:val="Bibliography"/>
@@ -9737,7 +10146,7 @@
       <w:r>
         <w:t xml:space="preserve"> </w:t>
       </w:r>
-      <w:hyperlink r:id="rId198">
+      <w:hyperlink r:id="rId212">
         <w:r>
           <w:rPr>
             <w:rStyle w:val="Hyperlink"/>
@@ -9749,8 +10158,8 @@
         <w:t xml:space="preserve">.</w:t>
       </w:r>
     </w:p>
-    <w:bookmarkEnd w:id="199"/>
-    <w:bookmarkStart w:id="201" w:name="Xac8d936acd38dba0a32db913f4d15b2c7c3b3f5"/>
+    <w:bookmarkEnd w:id="213"/>
+    <w:bookmarkStart w:id="215" w:name="Xac8d936acd38dba0a32db913f4d15b2c7c3b3f5"/>
     <w:p>
       <w:pPr>
         <w:pStyle w:val="Bibliography"/>
@@ -9783,7 +10192,7 @@
       <w:r>
         <w:t xml:space="preserve"> </w:t>
       </w:r>
-      <w:hyperlink r:id="rId200">
+      <w:hyperlink r:id="rId214">
         <w:r>
           <w:rPr>
             <w:rStyle w:val="Hyperlink"/>
@@ -9795,8 +10204,8 @@
         <w:t xml:space="preserve">.</w:t>
       </w:r>
     </w:p>
-    <w:bookmarkEnd w:id="201"/>
-    <w:bookmarkStart w:id="203" w:name="ref-verhallenGeneralSpecificFactors2017"/>
+    <w:bookmarkEnd w:id="215"/>
+    <w:bookmarkStart w:id="217" w:name="ref-verhallenGeneralSpecificFactors2017"/>
     <w:p>
       <w:pPr>
         <w:pStyle w:val="Bibliography"/>
@@ -9829,7 +10238,7 @@
       <w:r>
         <w:t xml:space="preserve"> </w:t>
       </w:r>
-      <w:hyperlink r:id="rId202">
+      <w:hyperlink r:id="rId216">
         <w:r>
           <w:rPr>
             <w:rStyle w:val="Hyperlink"/>
@@ -9841,8 +10250,8 @@
         <w:t xml:space="preserve">.</w:t>
       </w:r>
     </w:p>
-    <w:bookmarkEnd w:id="203"/>
-    <w:bookmarkStart w:id="205" w:name="X8ee45e5be2bbd8590a48be764294600478f647e"/>
+    <w:bookmarkEnd w:id="217"/>
+    <w:bookmarkStart w:id="219" w:name="X8ee45e5be2bbd8590a48be764294600478f647e"/>
     <w:p>
       <w:pPr>
         <w:pStyle w:val="Bibliography"/>
@@ -9875,7 +10284,7 @@
       <w:r>
         <w:t xml:space="preserve"> </w:t>
       </w:r>
-      <w:hyperlink r:id="rId204">
+      <w:hyperlink r:id="rId218">
         <w:r>
           <w:rPr>
             <w:rStyle w:val="Hyperlink"/>
@@ -9887,8 +10296,8 @@
         <w:t xml:space="preserve">.</w:t>
       </w:r>
     </w:p>
-    <w:bookmarkEnd w:id="205"/>
-    <w:bookmarkStart w:id="207" w:name="ref-wang2012individual"/>
+    <w:bookmarkEnd w:id="219"/>
+    <w:bookmarkStart w:id="221" w:name="ref-wang2012individual"/>
     <w:p>
       <w:pPr>
         <w:pStyle w:val="Bibliography"/>
@@ -9921,7 +10330,7 @@
       <w:r>
         <w:t xml:space="preserve"> </w:t>
       </w:r>
-      <w:hyperlink r:id="rId206">
+      <w:hyperlink r:id="rId220">
         <w:r>
           <w:rPr>
             <w:rStyle w:val="Hyperlink"/>
@@ -9933,8 +10342,8 @@
         <w:t xml:space="preserve">.</w:t>
       </w:r>
     </w:p>
-    <w:bookmarkEnd w:id="207"/>
-    <w:bookmarkStart w:id="209" w:name="ref-whiteUsingDecisionModels2016"/>
+    <w:bookmarkEnd w:id="221"/>
+    <w:bookmarkStart w:id="223" w:name="ref-whiteUsingDecisionModels2016"/>
     <w:p>
       <w:pPr>
         <w:pStyle w:val="Bibliography"/>
@@ -9967,7 +10376,7 @@
       <w:r>
         <w:t xml:space="preserve"> </w:t>
       </w:r>
-      <w:hyperlink r:id="rId208">
+      <w:hyperlink r:id="rId222">
         <w:r>
           <w:rPr>
             <w:rStyle w:val="Hyperlink"/>
@@ -9979,8 +10388,8 @@
         <w:t xml:space="preserve">.</w:t>
       </w:r>
     </w:p>
-    <w:bookmarkEnd w:id="209"/>
-    <w:bookmarkStart w:id="211" w:name="ref-whiteNeedImproveWay2022"/>
+    <w:bookmarkEnd w:id="223"/>
+    <w:bookmarkStart w:id="225" w:name="ref-whiteNeedImproveWay2022"/>
     <w:p>
       <w:pPr>
         <w:pStyle w:val="Bibliography"/>
@@ -10013,7 +10422,7 @@
       <w:r>
         <w:t xml:space="preserve"> </w:t>
       </w:r>
-      <w:hyperlink r:id="rId210">
+      <w:hyperlink r:id="rId224">
         <w:r>
           <w:rPr>
             <w:rStyle w:val="Hyperlink"/>
@@ -10025,8 +10434,8 @@
         <w:t xml:space="preserve">.</w:t>
       </w:r>
     </w:p>
-    <w:bookmarkEnd w:id="211"/>
-    <w:bookmarkStart w:id="213" w:name="ref-whitePassportOfficersErrors2014"/>
+    <w:bookmarkEnd w:id="225"/>
+    <w:bookmarkStart w:id="227" w:name="ref-whitePassportOfficersErrors2014"/>
     <w:p>
       <w:pPr>
         <w:pStyle w:val="Bibliography"/>
@@ -10059,7 +10468,7 @@
       <w:r>
         <w:t xml:space="preserve"> </w:t>
       </w:r>
-      <w:hyperlink r:id="rId212">
+      <w:hyperlink r:id="rId226">
         <w:r>
           <w:rPr>
             <w:rStyle w:val="Hyperlink"/>
@@ -10071,8 +10480,8 @@
         <w:t xml:space="preserve">.</w:t>
       </w:r>
     </w:p>
-    <w:bookmarkEnd w:id="213"/>
-    <w:bookmarkStart w:id="215" w:name="ref-wilmerHumanFaceRecognition2010"/>
+    <w:bookmarkEnd w:id="227"/>
+    <w:bookmarkStart w:id="229" w:name="ref-wilmerHumanFaceRecognition2010"/>
     <w:p>
       <w:pPr>
         <w:pStyle w:val="Bibliography"/>
@@ -10105,7 +10514,7 @@
       <w:r>
         <w:t xml:space="preserve"> </w:t>
       </w:r>
-      <w:hyperlink r:id="rId214">
+      <w:hyperlink r:id="rId228">
         <w:r>
           <w:rPr>
             <w:rStyle w:val="Hyperlink"/>
@@ -10117,8 +10526,8 @@
         <w:t xml:space="preserve">.</w:t>
       </w:r>
     </w:p>
-    <w:bookmarkEnd w:id="215"/>
-    <w:bookmarkStart w:id="217" w:name="ref-wilmerCapturingSpecificAbilities2012"/>
+    <w:bookmarkEnd w:id="229"/>
+    <w:bookmarkStart w:id="231" w:name="ref-wilmerCapturingSpecificAbilities2012"/>
     <w:p>
       <w:pPr>
         <w:pStyle w:val="Bibliography"/>
@@ -10151,7 +10560,7 @@
       <w:r>
         <w:t xml:space="preserve"> </w:t>
       </w:r>
-      <w:hyperlink r:id="rId216">
+      <w:hyperlink r:id="rId230">
         <w:r>
           <w:rPr>
             <w:rStyle w:val="Hyperlink"/>
@@ -10163,8 +10572,8 @@
         <w:t xml:space="preserve">.</w:t>
       </w:r>
     </w:p>
-    <w:bookmarkEnd w:id="217"/>
-    <w:bookmarkStart w:id="219" w:name="ref-yarkoniGeneralizabilityCrisis2022"/>
+    <w:bookmarkEnd w:id="231"/>
+    <w:bookmarkStart w:id="233" w:name="ref-yarkoniGeneralizabilityCrisis2022"/>
     <w:p>
       <w:pPr>
         <w:pStyle w:val="Bibliography"/>
@@ -10197,7 +10606,7 @@
       <w:r>
         <w:t xml:space="preserve"> </w:t>
       </w:r>
-      <w:hyperlink r:id="rId218">
+      <w:hyperlink r:id="rId232">
         <w:r>
           <w:rPr>
             <w:rStyle w:val="Hyperlink"/>
@@ -10209,8 +10618,8 @@
         <w:t xml:space="preserve">.</w:t>
       </w:r>
     </w:p>
-    <w:bookmarkEnd w:id="219"/>
-    <w:bookmarkStart w:id="221" w:name="ref-yovel2014individual"/>
+    <w:bookmarkEnd w:id="233"/>
+    <w:bookmarkStart w:id="235" w:name="ref-yovel2014individual"/>
     <w:p>
       <w:pPr>
         <w:pStyle w:val="Bibliography"/>
@@ -10243,7 +10652,7 @@
       <w:r>
         <w:t xml:space="preserve"> </w:t>
       </w:r>
-      <w:hyperlink r:id="rId220">
+      <w:hyperlink r:id="rId234">
         <w:r>
           <w:rPr>
             <w:rStyle w:val="Hyperlink"/>
@@ -10255,9 +10664,9 @@
         <w:t xml:space="preserve">.</w:t>
       </w:r>
     </w:p>
-    <w:bookmarkEnd w:id="221"/>
-    <w:bookmarkEnd w:id="222"/>
-    <w:bookmarkEnd w:id="223"/>
+    <w:bookmarkEnd w:id="235"/>
+    <w:bookmarkEnd w:id="236"/>
+    <w:bookmarkEnd w:id="237"/>
     <w:sectPr>
       <w:footnotePr>
         <w:numRestart w:val="eachSect"/>
